--- a/lab2/report/report.docx
+++ b/lab2/report/report.docx
@@ -7,25 +7,7 @@
         <w:pStyle w:val="Title"/>
       </w:pPr>
       <w:r>
-        <w:t xml:space="preserve">Лабораторная</w:t>
-      </w:r>
-      <w:r>
-        <w:t xml:space="preserve"> </w:t>
-      </w:r>
-      <w:r>
-        <w:t xml:space="preserve">работа</w:t>
-      </w:r>
-      <w:r>
-        <w:t xml:space="preserve"> </w:t>
-      </w:r>
-      <w:r>
-        <w:t xml:space="preserve">№</w:t>
-      </w:r>
-      <w:r>
-        <w:t xml:space="preserve"> </w:t>
-      </w:r>
-      <w:r>
-        <w:t xml:space="preserve">2</w:t>
+        <w:t xml:space="preserve">Лабораторная работа № 2</w:t>
       </w:r>
     </w:p>
     <w:p>
@@ -33,25 +15,7 @@
         <w:pStyle w:val="Subtitle"/>
       </w:pPr>
       <w:r>
-        <w:t xml:space="preserve">Предварительная</w:t>
-      </w:r>
-      <w:r>
-        <w:t xml:space="preserve"> </w:t>
-      </w:r>
-      <w:r>
-        <w:t xml:space="preserve">настройка</w:t>
-      </w:r>
-      <w:r>
-        <w:t xml:space="preserve"> </w:t>
-      </w:r>
-      <w:r>
-        <w:t xml:space="preserve">оборудования</w:t>
-      </w:r>
-      <w:r>
-        <w:t xml:space="preserve"> </w:t>
-      </w:r>
-      <w:r>
-        <w:t xml:space="preserve">Cisco</w:t>
+        <w:t xml:space="preserve">Измерение и тестирование пропускной способности сети. Интерактивный эксперимент</w:t>
       </w:r>
     </w:p>
     <w:p>
@@ -59,19 +23,7 @@
         <w:pStyle w:val="Author"/>
       </w:pPr>
       <w:r>
-        <w:t xml:space="preserve">Шуваев</w:t>
-      </w:r>
-      <w:r>
-        <w:t xml:space="preserve"> </w:t>
-      </w:r>
-      <w:r>
-        <w:t xml:space="preserve">Сергей</w:t>
-      </w:r>
-      <w:r>
-        <w:t xml:space="preserve"> </w:t>
-      </w:r>
-      <w:r>
-        <w:t xml:space="preserve">Александрович</w:t>
+        <w:t xml:space="preserve">Шуваев Сергей Александрович</w:t>
       </w:r>
     </w:p>
     <w:sdt>
@@ -100,7 +52,33 @@
         </w:p>
       </w:sdtContent>
     </w:sdt>
-    <w:bookmarkStart w:id="20" w:name="цель-работы"/>
+    <w:sdt>
+      <w:sdtPr>
+        <w:docPartObj>
+          <w:docPartGallery w:val="List of Figures"/>
+          <w:docPartUnique/>
+        </w:docPartObj>
+      </w:sdtPr>
+      <w:sdtContent>
+        <w:p>
+          <w:pPr>
+            <w:pStyle w:val="TOCHeading"/>
+          </w:pPr>
+          <w:r>
+            <w:t xml:space="preserve">Список иллюстраций</w:t>
+          </w:r>
+        </w:p>
+        <w:p>
+          <w:r>
+            <w:fldChar w:fldCharType="begin" w:dirty="true"/>
+            <w:instrText xml:space="preserve">TOC \h \z \t "Image Caption" \c</w:instrText>
+            <w:fldChar w:fldCharType="separate"/>
+            <w:fldChar w:fldCharType="end"/>
+          </w:r>
+        </w:p>
+      </w:sdtContent>
+    </w:sdt>
+    <w:bookmarkStart w:id="9" w:name="цель-работы"/>
     <w:p>
       <w:pPr>
         <w:pStyle w:val="Heading1"/>
@@ -123,11 +101,29 @@
         <w:pStyle w:val="FirstParagraph"/>
       </w:pPr>
       <w:r>
-        <w:t xml:space="preserve">Освоить предварительную настройку оборудования CISCO</w:t>
-      </w:r>
-    </w:p>
-    <w:bookmarkEnd w:id="20"/>
-    <w:bookmarkStart w:id="21" w:name="задание"/>
+        <w:t xml:space="preserve">Основной целью работы является знакомство с инструментом для измерения</w:t>
+      </w:r>
+      <w:r>
+        <w:t xml:space="preserve"> </w:t>
+      </w:r>
+      <w:r>
+        <w:t xml:space="preserve">пропускной способности сети в режиме реального времени — iPerf3, а также</w:t>
+      </w:r>
+      <w:r>
+        <w:t xml:space="preserve"> </w:t>
+      </w:r>
+      <w:r>
+        <w:t xml:space="preserve">получение навыков проведения интерактивного эксперимента по измерению</w:t>
+      </w:r>
+      <w:r>
+        <w:t xml:space="preserve"> </w:t>
+      </w:r>
+      <w:r>
+        <w:t xml:space="preserve">пропускной способности моделируемой сети в среде Mininet.</w:t>
+      </w:r>
+    </w:p>
+    <w:bookmarkEnd w:id="9"/>
+    <w:bookmarkStart w:id="10" w:name="задание"/>
     <w:p>
       <w:pPr>
         <w:pStyle w:val="Heading1"/>
@@ -154,61 +150,7 @@
         </w:numPr>
       </w:pPr>
       <w:r>
-        <w:t xml:space="preserve">Сделать предварительную настройку маршрутизатора:</w:t>
-      </w:r>
-      <w:r>
-        <w:t xml:space="preserve"> </w:t>
-      </w:r>
-      <w:r>
-        <w:t xml:space="preserve">– задать имя в виде «город-территория-учётная_записьтип_оборудования-номер» (см. пункт 2.5), например</w:t>
-      </w:r>
-      <w:r>
-        <w:t xml:space="preserve"> </w:t>
-      </w:r>
-      <w:r>
-        <w:t xml:space="preserve">msk-donskaya-osbender-gw-1;</w:t>
-      </w:r>
-      <w:r>
-        <w:t xml:space="preserve"> </w:t>
-      </w:r>
-      <w:r>
-        <w:t xml:space="preserve">– задать интерфейсу Fast Ethernet с номером 0 ip-адрес 192.168.1.254</w:t>
-      </w:r>
-      <w:r>
-        <w:t xml:space="preserve"> </w:t>
-      </w:r>
-      <w:r>
-        <w:t xml:space="preserve">и маску 255.255.255.0, затем поднять интерфейс;</w:t>
-      </w:r>
-      <w:r>
-        <w:t xml:space="preserve"> </w:t>
-      </w:r>
-      <w:r>
-        <w:t xml:space="preserve">– задать пароль для доступа к привилегированному режиму (сначала</w:t>
-      </w:r>
-      <w:r>
-        <w:t xml:space="preserve"> </w:t>
-      </w:r>
-      <w:r>
-        <w:t xml:space="preserve">в открытом виде, затем — в зашифрованном);</w:t>
-      </w:r>
-      <w:r>
-        <w:t xml:space="preserve"> </w:t>
-      </w:r>
-      <w:r>
-        <w:t xml:space="preserve">– настроить доступ к оборудованию сначала через telnet, затем — через</w:t>
-      </w:r>
-      <w:r>
-        <w:t xml:space="preserve"> </w:t>
-      </w:r>
-      <w:r>
-        <w:t xml:space="preserve">ssh (используя в качестве имени домена donskaya.rudn.edu);</w:t>
-      </w:r>
-      <w:r>
-        <w:t xml:space="preserve"> </w:t>
-      </w:r>
-      <w:r>
-        <w:t xml:space="preserve">– сохранить и экспортировать конфигурацию в отдельный файл.</w:t>
+        <w:t xml:space="preserve">Установить на виртуальную машину mininet iPerf3 и дополнительное программное обеспечения для визуализации и обработки данных.</w:t>
       </w:r>
     </w:p>
     <w:p>
@@ -220,83 +162,17 @@
         </w:numPr>
       </w:pPr>
       <w:r>
-        <w:t xml:space="preserve">Сделать предварительную настройку коммутатора:</w:t>
-      </w:r>
-      <w:r>
-        <w:t xml:space="preserve"> </w:t>
-      </w:r>
-      <w:r>
-        <w:t xml:space="preserve">– задать имя в виде «город-территория-учётная_записьтип_оборудования-номер» (см. пункт 2.5), например</w:t>
-      </w:r>
-      <w:r>
-        <w:t xml:space="preserve"> </w:t>
-      </w:r>
-      <w:r>
-        <w:t xml:space="preserve">msk-donskaya-osbender-sw-1;</w:t>
-      </w:r>
-      <w:r>
-        <w:t xml:space="preserve"> </w:t>
-      </w:r>
-      <w:r>
-        <w:t xml:space="preserve">– задать интерфейсу vlan 2 ip-адрес 192.168.2.1 и маску 255.255.255.0,</w:t>
-      </w:r>
-      <w:r>
-        <w:t xml:space="preserve"> </w:t>
-      </w:r>
-      <w:r>
-        <w:t xml:space="preserve">затем поднять интерфейс;</w:t>
-      </w:r>
-      <w:r>
-        <w:t xml:space="preserve"> </w:t>
-      </w:r>
-      <w:r>
-        <w:t xml:space="preserve">– привязать интерфейс Fast Ethernet с номером 1 к vlan 2;</w:t>
-      </w:r>
-      <w:r>
-        <w:t xml:space="preserve"> </w:t>
-      </w:r>
-      <w:r>
-        <w:t xml:space="preserve">– задать в качестве адреса шлюза по умолчанию адрес 192.168.2.254;</w:t>
-      </w:r>
-      <w:r>
-        <w:t xml:space="preserve"> </w:t>
-      </w:r>
-      <w:r>
-        <w:t xml:space="preserve">– задать пароль для доступа к привилегированному режиму (сначала</w:t>
-      </w:r>
-      <w:r>
-        <w:t xml:space="preserve"> </w:t>
-      </w:r>
-      <w:r>
-        <w:t xml:space="preserve">в открытом виде, затем — в зашифрованном);</w:t>
-      </w:r>
-      <w:r>
-        <w:t xml:space="preserve"> </w:t>
-      </w:r>
-      <w:r>
-        <w:t xml:space="preserve">– настроить доступ к оборудованию сначала через telnet, затем — через</w:t>
-      </w:r>
-      <w:r>
-        <w:t xml:space="preserve"> </w:t>
-      </w:r>
-      <w:r>
-        <w:t xml:space="preserve">ssh (используя в качестве имени домена donskaya.rudn.edu);</w:t>
-      </w:r>
-      <w:r>
-        <w:t xml:space="preserve"> </w:t>
-      </w:r>
-      <w:r>
-        <w:t xml:space="preserve">– для пользователя admin задать доступ 1-го уровня по паролю;</w:t>
-      </w:r>
-      <w:r>
-        <w:t xml:space="preserve"> </w:t>
-      </w:r>
-      <w:r>
-        <w:t xml:space="preserve">– сохранить и экспортировать конфигурацию в отдельный файл.</w:t>
-      </w:r>
-    </w:p>
-    <w:bookmarkEnd w:id="21"/>
-    <w:bookmarkStart w:id="37" w:name="выполнение-лабораторной-работы"/>
+        <w:t xml:space="preserve">Провести ряд интерактивных экспериментов по измерению пропускной</w:t>
+      </w:r>
+      <w:r>
+        <w:t xml:space="preserve"> </w:t>
+      </w:r>
+      <w:r>
+        <w:t xml:space="preserve">способности с помощью iPerf3 с построением графиков.</w:t>
+      </w:r>
+    </w:p>
+    <w:bookmarkEnd w:id="10"/>
+    <w:bookmarkStart w:id="11" w:name="теоретическое-введение"/>
     <w:p>
       <w:pPr>
         <w:pStyle w:val="Heading1"/>
@@ -311,33 +187,187 @@
         <w:tab/>
       </w:r>
       <w:r>
+        <w:t xml:space="preserve">Теоретическое введение</w:t>
+      </w:r>
+    </w:p>
+    <w:p>
+      <w:pPr>
+        <w:pStyle w:val="FirstParagraph"/>
+      </w:pPr>
+      <w:r>
+        <w:t xml:space="preserve">Mininet</w:t>
+      </w:r>
+      <w:r>
+        <w:t xml:space="preserve">[</w:t>
+      </w:r>
+      <w:r>
+        <w:rPr>
+          <w:b/>
+          <w:bCs/>
+        </w:rPr>
+        <w:t xml:space="preserve">mininet?</w:t>
+      </w:r>
+      <w:r>
+        <w:t xml:space="preserve">]</w:t>
+      </w:r>
+      <w:r>
+        <w:t xml:space="preserve"> </w:t>
+      </w:r>
+      <w:r>
+        <w:t xml:space="preserve">– это эмулятор компьютерной сети. Под компьютерной сетью подразумеваются простые компьютеры — хосты, коммутаторы, а так же OpenFlow-контроллеры. С помощью простейшего синтаксиса в примитивном интерпретаторе команд можно разворачивать сети из произвольного количества хостов, коммутаторов в различных топологиях и все это в рамках одной виртуальной машины(ВМ). На всех хостах можно изменять сетевую конфигурацию, пользоваться стандартными утилитами(ifconfig, ping) и даже получать доступ к терминалу. На коммутаторы можно добавлять различные правила и маршрутизировать трафик.</w:t>
+      </w:r>
+    </w:p>
+    <w:p>
+      <w:pPr>
+        <w:pStyle w:val="BodyText"/>
+      </w:pPr>
+      <w:r>
+        <w:t xml:space="preserve">iPerf3</w:t>
+      </w:r>
+      <w:r>
+        <w:t xml:space="preserve">[</w:t>
+      </w:r>
+      <w:r>
+        <w:rPr>
+          <w:b/>
+          <w:bCs/>
+        </w:rPr>
+        <w:t xml:space="preserve">iperf?</w:t>
+      </w:r>
+      <w:r>
+        <w:t xml:space="preserve">]</w:t>
+      </w:r>
+      <w:r>
+        <w:t xml:space="preserve"> </w:t>
+      </w:r>
+      <w:r>
+        <w:t xml:space="preserve">представляет собой кроссплатформенное клиент-серверное приложение с открытым исходным кодом,</w:t>
+      </w:r>
+      <w:r>
+        <w:t xml:space="preserve"> </w:t>
+      </w:r>
+      <w:r>
+        <w:t xml:space="preserve">которое можно использовать для измерения пропускной способности между</w:t>
+      </w:r>
+      <w:r>
+        <w:t xml:space="preserve"> </w:t>
+      </w:r>
+      <w:r>
+        <w:t xml:space="preserve">двумя конечными устройствами.</w:t>
+      </w:r>
+      <w:r>
+        <w:t xml:space="preserve"> </w:t>
+      </w:r>
+      <w:r>
+        <w:t xml:space="preserve">iPerf3 может работать с транспортными протоколами TCP, UDP и SCTP:</w:t>
+      </w:r>
+      <w:r>
+        <w:t xml:space="preserve"> </w:t>
+      </w:r>
+      <w:r>
+        <w:t xml:space="preserve">- TCP и SCTP:</w:t>
+      </w:r>
+      <w:r>
+        <w:t xml:space="preserve"> </w:t>
+      </w:r>
+      <w:r>
+        <w:t xml:space="preserve">- измеряет пропускную способность;</w:t>
+      </w:r>
+      <w:r>
+        <w:t xml:space="preserve"> </w:t>
+      </w:r>
+      <w:r>
+        <w:t xml:space="preserve">- позволяет задать размер MSS/MTU;</w:t>
+      </w:r>
+      <w:r>
+        <w:t xml:space="preserve"> </w:t>
+      </w:r>
+      <w:r>
+        <w:t xml:space="preserve">- отслеживает размер окна перегрузки TCP (CWnd).</w:t>
+      </w:r>
+      <w:r>
+        <w:t xml:space="preserve"> </w:t>
+      </w:r>
+      <w:r>
+        <w:t xml:space="preserve">- UDP:</w:t>
+      </w:r>
+      <w:r>
+        <w:t xml:space="preserve"> </w:t>
+      </w:r>
+      <w:r>
+        <w:t xml:space="preserve">- измеряет пропускную способность;</w:t>
+      </w:r>
+      <w:r>
+        <w:t xml:space="preserve"> </w:t>
+      </w:r>
+      <w:r>
+        <w:t xml:space="preserve">- измеряет потери пакетов;</w:t>
+      </w:r>
+      <w:r>
+        <w:t xml:space="preserve"> </w:t>
+      </w:r>
+      <w:r>
+        <w:t xml:space="preserve">- измеряет колебания задержки (jitter);</w:t>
+      </w:r>
+      <w:r>
+        <w:t xml:space="preserve"> </w:t>
+      </w:r>
+      <w:r>
+        <w:t xml:space="preserve">- поддерживает групповую рассылку пакетов (multicast).</w:t>
+      </w:r>
+    </w:p>
+    <w:bookmarkEnd w:id="11"/>
+    <w:bookmarkStart w:id="74" w:name="выполнение-лабораторной-работы"/>
+    <w:p>
+      <w:pPr>
+        <w:pStyle w:val="Heading1"/>
+      </w:pPr>
+      <w:r>
+        <w:rPr>
+          <w:rStyle w:val="SectionNumber"/>
+        </w:rPr>
+        <w:t xml:space="preserve">4</w:t>
+      </w:r>
+      <w:r>
+        <w:tab/>
+      </w:r>
+      <w:r>
         <w:t xml:space="preserve">Выполнение лабораторной работы</w:t>
       </w:r>
     </w:p>
-    <w:p>
-      <w:pPr>
-        <w:pStyle w:val="Compact"/>
-        <w:numPr>
-          <w:ilvl w:val="0"/>
-          <w:numId w:val="1002"/>
-        </w:numPr>
-      </w:pPr>
-      <w:r>
-        <w:t xml:space="preserve">В логической рабочей области Packet Tracer разместим коммутатор,</w:t>
-      </w:r>
-      <w:r>
-        <w:t xml:space="preserve"> </w:t>
-      </w:r>
-      <w:r>
-        <w:t xml:space="preserve">маршрутизатор и 2 оконечных устройства типа PC, соедините один PC</w:t>
-      </w:r>
-      <w:r>
-        <w:t xml:space="preserve"> </w:t>
-      </w:r>
-      <w:r>
-        <w:t xml:space="preserve">с маршрутизатором, другой PC — с коммутатором</w:t>
-      </w:r>
-    </w:p>
+    <w:bookmarkStart w:id="24" w:name="X5adf9b6c013e52a64702e9558fe8b002a18a986"/>
+    <w:p>
+      <w:pPr>
+        <w:pStyle w:val="Heading2"/>
+      </w:pPr>
+      <w:r>
+        <w:rPr>
+          <w:rStyle w:val="SectionNumber"/>
+        </w:rPr>
+        <w:t xml:space="preserve">4.1</w:t>
+      </w:r>
+      <w:r>
+        <w:tab/>
+      </w:r>
+      <w:r>
+        <w:t xml:space="preserve">Установка необходимого программного обеспечения</w:t>
+      </w:r>
+    </w:p>
+    <w:p>
+      <w:pPr>
+        <w:pStyle w:val="FirstParagraph"/>
+      </w:pPr>
+      <w:r>
+        <w:t xml:space="preserve">Запустим виртуальную среду с mininet.</w:t>
+      </w:r>
+      <w:r>
+        <w:t xml:space="preserve"> </w:t>
+      </w:r>
+      <w:r>
+        <w:t xml:space="preserve">Из основной ОС подключимся к виртуальной машине по SSH и активируем второй интерфейс для выхода в сеть (рис. 1).</w:t>
+      </w:r>
+    </w:p>
+    <w:bookmarkStart w:id="15" w:name="fig:001"/>
     <w:p>
       <w:pPr>
         <w:pStyle w:val="CaptionedFigure"/>
@@ -345,20 +375,20 @@
       <w:r>
         <w:drawing>
           <wp:inline>
-            <wp:extent cx="5334000" cy="2860963"/>
+            <wp:extent cx="3733800" cy="2207230"/>
             <wp:effectExtent b="0" l="0" r="0" t="0"/>
-            <wp:docPr descr="Схема подключения оборудования для проведения его предварительной настройки" title="" id="23" name="Picture"/>
+            <wp:docPr descr="Рис. 1: Подключение к mininet по ssh" title="" id="13" name="Picture"/>
             <a:graphic>
               <a:graphicData uri="http://schemas.openxmlformats.org/drawingml/2006/picture">
                 <pic:pic>
                   <pic:nvPicPr>
-                    <pic:cNvPr descr="image/1.png" id="24" name="Picture"/>
+                    <pic:cNvPr descr="image/1.png" id="14" name="Picture"/>
                     <pic:cNvPicPr>
                       <a:picLocks noChangeArrowheads="1" noChangeAspect="1"/>
                     </pic:cNvPicPr>
                   </pic:nvPicPr>
                   <pic:blipFill>
-                    <a:blip r:embed="rId22"/>
+                    <a:blip r:embed="rId12"/>
                     <a:stretch>
                       <a:fillRect/>
                     </a:stretch>
@@ -366,7 +396,7 @@
                   <pic:spPr bwMode="auto">
                     <a:xfrm>
                       <a:off x="0" y="0"/>
-                      <a:ext cx="5334000" cy="2860963"/>
+                      <a:ext cx="3733800" cy="2207230"/>
                     </a:xfrm>
                     <a:prstGeom prst="rect">
                       <a:avLst/>
@@ -390,75 +420,19 @@
         <w:pStyle w:val="ImageCaption"/>
       </w:pPr>
       <w:r>
-        <w:t xml:space="preserve">Схема подключения оборудования для проведения</w:t>
-      </w:r>
-      <w:r>
-        <w:t xml:space="preserve"> </w:t>
-      </w:r>
-      <w:r>
-        <w:t xml:space="preserve">его предварительной настройки</w:t>
-      </w:r>
-    </w:p>
-    <w:p>
-      <w:pPr>
-        <w:pStyle w:val="Compact"/>
-        <w:numPr>
-          <w:ilvl w:val="0"/>
-          <w:numId w:val="1003"/>
-        </w:numPr>
-      </w:pPr>
-      <w:r>
-        <w:t xml:space="preserve">Проведем настройку маршрутизатора в соответствии с заданием, ориентируясь на приведённую ниже часть конфигурации маршрутизатора</w:t>
-      </w:r>
-    </w:p>
-    <w:p>
-      <w:pPr>
-        <w:pStyle w:val="Compact"/>
-        <w:numPr>
-          <w:ilvl w:val="0"/>
-          <w:numId w:val="1003"/>
-        </w:numPr>
-      </w:pPr>
-      <w:r>
-        <w:t xml:space="preserve">Проведем настройку коммутатора в соответствии с заданием, ориентируясь</w:t>
-      </w:r>
-      <w:r>
-        <w:t xml:space="preserve"> </w:t>
-      </w:r>
-      <w:r>
-        <w:t xml:space="preserve">на приведённую ниже часть конфигурации коммутатора.</w:t>
-      </w:r>
-    </w:p>
-    <w:p>
-      <w:pPr>
-        <w:pStyle w:val="Compact"/>
-        <w:numPr>
-          <w:ilvl w:val="0"/>
-          <w:numId w:val="1003"/>
-        </w:numPr>
-      </w:pPr>
-      <w:r>
-        <w:t xml:space="preserve">Проверим работоспособность соединений с помощью команды ping.</w:t>
-      </w:r>
-    </w:p>
-    <w:p>
-      <w:pPr>
-        <w:pStyle w:val="Compact"/>
-        <w:numPr>
-          <w:ilvl w:val="0"/>
-          <w:numId w:val="1003"/>
-        </w:numPr>
-      </w:pPr>
-      <w:r>
-        <w:t xml:space="preserve">Попробуем подключиться к коммутатору и маршрутизатору разными способами: с помощью консольного кабеля, по протоколу удалённого доступа</w:t>
-      </w:r>
-      <w:r>
-        <w:t xml:space="preserve"> </w:t>
-      </w:r>
-      <w:r>
-        <w:t xml:space="preserve">(telnet, ssh).</w:t>
-      </w:r>
-    </w:p>
+        <w:t xml:space="preserve">Рис. 1: Подключение к mininet по ssh</w:t>
+      </w:r>
+    </w:p>
+    <w:bookmarkEnd w:id="15"/>
+    <w:p>
+      <w:pPr>
+        <w:pStyle w:val="BodyText"/>
+      </w:pPr>
+      <w:r>
+        <w:t xml:space="preserve">Обновим репозитории программного обеспечения на виртуальной машине. Установим iperf3 и необходимое дополнительное программное обеспечение на виртуальную машину (рис. 2).</w:t>
+      </w:r>
+    </w:p>
+    <w:bookmarkStart w:id="19" w:name="fig:002"/>
     <w:p>
       <w:pPr>
         <w:pStyle w:val="CaptionedFigure"/>
@@ -466,20 +440,20 @@
       <w:r>
         <w:drawing>
           <wp:inline>
-            <wp:extent cx="5334000" cy="2651725"/>
+            <wp:extent cx="3733800" cy="3242811"/>
             <wp:effectExtent b="0" l="0" r="0" t="0"/>
-            <wp:docPr descr="Настройка оконечных устройств типа PC" title="" id="26" name="Picture"/>
+            <wp:docPr descr="Рис. 2: Установка ПО" title="" id="17" name="Picture"/>
             <a:graphic>
               <a:graphicData uri="http://schemas.openxmlformats.org/drawingml/2006/picture">
                 <pic:pic>
                   <pic:nvPicPr>
-                    <pic:cNvPr descr="image/2.png" id="27" name="Picture"/>
+                    <pic:cNvPr descr="image/2.png" id="18" name="Picture"/>
                     <pic:cNvPicPr>
                       <a:picLocks noChangeArrowheads="1" noChangeAspect="1"/>
                     </pic:cNvPicPr>
                   </pic:nvPicPr>
                   <pic:blipFill>
-                    <a:blip r:embed="rId25"/>
+                    <a:blip r:embed="rId16"/>
                     <a:stretch>
                       <a:fillRect/>
                     </a:stretch>
@@ -487,7 +461,7 @@
                   <pic:spPr bwMode="auto">
                     <a:xfrm>
                       <a:off x="0" y="0"/>
-                      <a:ext cx="5334000" cy="2651725"/>
+                      <a:ext cx="3733800" cy="3242811"/>
                     </a:xfrm>
                     <a:prstGeom prst="rect">
                       <a:avLst/>
@@ -511,17 +485,19 @@
         <w:pStyle w:val="ImageCaption"/>
       </w:pPr>
       <w:r>
-        <w:t xml:space="preserve">Настройка оконечных устройств типа PC</w:t>
-      </w:r>
-    </w:p>
+        <w:t xml:space="preserve">Рис. 2: Установка ПО</w:t>
+      </w:r>
+    </w:p>
+    <w:bookmarkEnd w:id="19"/>
     <w:p>
       <w:pPr>
         <w:pStyle w:val="BodyText"/>
       </w:pPr>
       <w:r>
-        <w:t xml:space="preserve">Конфигурация коммутатора</w:t>
-      </w:r>
-    </w:p>
+        <w:t xml:space="preserve">Развернем iperf3_plotter (рис. 3).</w:t>
+      </w:r>
+    </w:p>
+    <w:bookmarkStart w:id="23" w:name="fig:003"/>
     <w:p>
       <w:pPr>
         <w:pStyle w:val="CaptionedFigure"/>
@@ -529,20 +505,20 @@
       <w:r>
         <w:drawing>
           <wp:inline>
-            <wp:extent cx="5334000" cy="3464926"/>
+            <wp:extent cx="3733800" cy="2376743"/>
             <wp:effectExtent b="0" l="0" r="0" t="0"/>
-            <wp:docPr descr="Конфигурация коммутатора" title="" id="29" name="Picture"/>
+            <wp:docPr descr="Рис. 3: Развертывание iperf3_plotter" title="" id="21" name="Picture"/>
             <a:graphic>
               <a:graphicData uri="http://schemas.openxmlformats.org/drawingml/2006/picture">
                 <pic:pic>
                   <pic:nvPicPr>
-                    <pic:cNvPr descr="image/3.png" id="30" name="Picture"/>
+                    <pic:cNvPr descr="image/3.png" id="22" name="Picture"/>
                     <pic:cNvPicPr>
                       <a:picLocks noChangeArrowheads="1" noChangeAspect="1"/>
                     </pic:cNvPicPr>
                   </pic:nvPicPr>
                   <pic:blipFill>
-                    <a:blip r:embed="rId28"/>
+                    <a:blip r:embed="rId20"/>
                     <a:stretch>
                       <a:fillRect/>
                     </a:stretch>
@@ -550,7 +526,7 @@
                   <pic:spPr bwMode="auto">
                     <a:xfrm>
                       <a:off x="0" y="0"/>
-                      <a:ext cx="5334000" cy="3464926"/>
+                      <a:ext cx="3733800" cy="2376743"/>
                     </a:xfrm>
                     <a:prstGeom prst="rect">
                       <a:avLst/>
@@ -574,9 +550,50 @@
         <w:pStyle w:val="ImageCaption"/>
       </w:pPr>
       <w:r>
-        <w:t xml:space="preserve">Конфигурация коммутатора</w:t>
-      </w:r>
-    </w:p>
+        <w:t xml:space="preserve">Рис. 3: Развертывание iperf3_plotter</w:t>
+      </w:r>
+    </w:p>
+    <w:bookmarkEnd w:id="23"/>
+    <w:bookmarkEnd w:id="24"/>
+    <w:bookmarkStart w:id="73" w:name="интерактивные-эксперименты"/>
+    <w:p>
+      <w:pPr>
+        <w:pStyle w:val="Heading2"/>
+      </w:pPr>
+      <w:r>
+        <w:rPr>
+          <w:rStyle w:val="SectionNumber"/>
+        </w:rPr>
+        <w:t xml:space="preserve">4.2</w:t>
+      </w:r>
+      <w:r>
+        <w:tab/>
+      </w:r>
+      <w:r>
+        <w:t xml:space="preserve">Интерактивные эксперименты</w:t>
+      </w:r>
+    </w:p>
+    <w:p>
+      <w:pPr>
+        <w:pStyle w:val="FirstParagraph"/>
+      </w:pPr>
+      <w:r>
+        <w:t xml:space="preserve">Зададим простейшую топологию, состоящую из двух хостов и коммутатора</w:t>
+      </w:r>
+      <w:r>
+        <w:t xml:space="preserve"> </w:t>
+      </w:r>
+      <w:r>
+        <w:t xml:space="preserve">с назначенной по умолчанию mininet сетью 10.0.0.0/8.</w:t>
+      </w:r>
+      <w:r>
+        <w:t xml:space="preserve"> </w:t>
+      </w:r>
+      <w:r>
+        <w:t xml:space="preserve">После введения этой команды запустятся терминалы двух хостов, коммутатора и контроллера. Терминалы коммутатора и контроллера закроем. (рис. 4).</w:t>
+      </w:r>
+    </w:p>
+    <w:bookmarkStart w:id="28" w:name="fig:004"/>
     <w:p>
       <w:pPr>
         <w:pStyle w:val="CaptionedFigure"/>
@@ -584,20 +601,20 @@
       <w:r>
         <w:drawing>
           <wp:inline>
-            <wp:extent cx="5334000" cy="4402974"/>
+            <wp:extent cx="3733800" cy="2153721"/>
             <wp:effectExtent b="0" l="0" r="0" t="0"/>
-            <wp:docPr descr="Конфигурация маршрутиризатора" title="" id="32" name="Picture"/>
+            <wp:docPr descr="Рис. 4: Задание простейшей топологии" title="" id="26" name="Picture"/>
             <a:graphic>
               <a:graphicData uri="http://schemas.openxmlformats.org/drawingml/2006/picture">
                 <pic:pic>
                   <pic:nvPicPr>
-                    <pic:cNvPr descr="image/4.png" id="33" name="Picture"/>
+                    <pic:cNvPr descr="image/4.png" id="27" name="Picture"/>
                     <pic:cNvPicPr>
                       <a:picLocks noChangeArrowheads="1" noChangeAspect="1"/>
                     </pic:cNvPicPr>
                   </pic:nvPicPr>
                   <pic:blipFill>
-                    <a:blip r:embed="rId31"/>
+                    <a:blip r:embed="rId25"/>
                     <a:stretch>
                       <a:fillRect/>
                     </a:stretch>
@@ -605,7 +622,7 @@
                   <pic:spPr bwMode="auto">
                     <a:xfrm>
                       <a:off x="0" y="0"/>
-                      <a:ext cx="5334000" cy="4402974"/>
+                      <a:ext cx="3733800" cy="2153721"/>
                     </a:xfrm>
                     <a:prstGeom prst="rect">
                       <a:avLst/>
@@ -629,9 +646,19 @@
         <w:pStyle w:val="ImageCaption"/>
       </w:pPr>
       <w:r>
-        <w:t xml:space="preserve">Конфигурация маршрутиризатора</w:t>
-      </w:r>
-    </w:p>
+        <w:t xml:space="preserve">Рис. 4: Задание простейшей топологии</w:t>
+      </w:r>
+    </w:p>
+    <w:bookmarkEnd w:id="28"/>
+    <w:p>
+      <w:pPr>
+        <w:pStyle w:val="BodyText"/>
+      </w:pPr>
+      <w:r>
+        <w:t xml:space="preserve">В терминале виртуальной машины посмотрим параметры запущенной в интерактивном режиме топологии (рис. 5).</w:t>
+      </w:r>
+    </w:p>
+    <w:bookmarkStart w:id="32" w:name="fig:005"/>
     <w:p>
       <w:pPr>
         <w:pStyle w:val="CaptionedFigure"/>
@@ -639,20 +666,20 @@
       <w:r>
         <w:drawing>
           <wp:inline>
-            <wp:extent cx="4495159" cy="2020900"/>
+            <wp:extent cx="3733800" cy="1377186"/>
             <wp:effectExtent b="0" l="0" r="0" t="0"/>
-            <wp:docPr descr="ping test 192.168.1.254" title="" id="35" name="Picture"/>
+            <wp:docPr descr="Рис. 5: Параметры запущенной в интерактивном режиме топологии" title="" id="30" name="Picture"/>
             <a:graphic>
               <a:graphicData uri="http://schemas.openxmlformats.org/drawingml/2006/picture">
                 <pic:pic>
                   <pic:nvPicPr>
-                    <pic:cNvPr descr="image/5.png" id="36" name="Picture"/>
+                    <pic:cNvPr descr="image/5.png" id="31" name="Picture"/>
                     <pic:cNvPicPr>
                       <a:picLocks noChangeArrowheads="1" noChangeAspect="1"/>
                     </pic:cNvPicPr>
                   </pic:nvPicPr>
                   <pic:blipFill>
-                    <a:blip r:embed="rId34"/>
+                    <a:blip r:embed="rId29"/>
                     <a:stretch>
                       <a:fillRect/>
                     </a:stretch>
@@ -660,7 +687,7 @@
                   <pic:spPr bwMode="auto">
                     <a:xfrm>
                       <a:off x="0" y="0"/>
-                      <a:ext cx="4495159" cy="2020900"/>
+                      <a:ext cx="3733800" cy="1377186"/>
                     </a:xfrm>
                     <a:prstGeom prst="rect">
                       <a:avLst/>
@@ -684,15 +711,59 @@
         <w:pStyle w:val="ImageCaption"/>
       </w:pPr>
       <w:r>
-        <w:t xml:space="preserve">ping test 192.168.1.254</w:t>
-      </w:r>
-    </w:p>
+        <w:t xml:space="preserve">Рис. 5: Параметры запущенной в интерактивном режиме топологии</w:t>
+      </w:r>
+    </w:p>
+    <w:bookmarkEnd w:id="32"/>
     <w:p>
       <w:pPr>
         <w:pStyle w:val="BodyText"/>
       </w:pPr>
       <w:r>
-        <w:t xml:space="preserve">#Контрольные вопросы и ответы на них.</w:t>
+        <w:t xml:space="preserve">Проведем простейший интерактивный эксперимент по измерению пропускной способности с помощью iPerf3 (рис. 6).</w:t>
+      </w:r>
+    </w:p>
+    <w:bookmarkStart w:id="33" w:name="fig:006"/>
+    <w:tbl>
+      <w:tblPr>
+        <w:tblStyle w:val="FigureTable"/>
+        <w:tblW w:type="auto" w:w="0"/>
+        <w:jc w:val="center"/>
+        <w:tblLook w:firstRow="0" w:lastRow="0" w:firstColumn="0" w:lastColumn="0"/>
+      </w:tblPr>
+      <w:tblGrid>
+        <w:gridCol w:w="7920"/>
+      </w:tblGrid>
+      <w:tr>
+        <w:tc>
+          <w:tcPr/>
+          <w:p>
+            <w:pPr>
+              <w:pStyle w:val="Compact"/>
+              <w:jc w:val="center"/>
+            </w:pPr>
+            <w:r>
+              <w:t xml:space="preserve">Рис. 6: Тестовое соединение между хостами</w:t>
+            </w:r>
+          </w:p>
+        </w:tc>
+      </w:tr>
+    </w:tbl>
+    <w:p>
+      <w:pPr>
+        <w:pStyle w:val="ImageCaption"/>
+      </w:pPr>
+      <w:r>
+        <w:t xml:space="preserve">Рис. 6: Тестовое соединение между хостами</w:t>
+      </w:r>
+    </w:p>
+    <w:bookmarkEnd w:id="33"/>
+    <w:p>
+      <w:pPr>
+        <w:pStyle w:val="BodyText"/>
+      </w:pPr>
+      <w:r>
+        <w:t xml:space="preserve">Проанализируем полученный в результате выполнения теста сводный отчёт, отобразившийся как на клиенте, так и на сервере iPerf3. Он содержет следующие данные:</w:t>
       </w:r>
     </w:p>
     <w:p>
@@ -700,17 +771,11 @@
         <w:pStyle w:val="Compact"/>
         <w:numPr>
           <w:ilvl w:val="0"/>
-          <w:numId w:val="1004"/>
+          <w:numId w:val="1002"/>
         </w:numPr>
       </w:pPr>
       <w:r>
-        <w:t xml:space="preserve">Укажите возможные способы подключения к сетевому оборудованию.</w:t>
-      </w:r>
-      <w:r>
-        <w:t xml:space="preserve"> </w:t>
-      </w:r>
-      <w:r>
-        <w:t xml:space="preserve">Ответ:Можно подключиться с помощью консольного кабеля или удаленно по ssh или telnet.</w:t>
+        <w:t xml:space="preserve">ID: идентификационный номер соединения – 7.</w:t>
       </w:r>
     </w:p>
     <w:p>
@@ -718,23 +783,11 @@
         <w:pStyle w:val="Compact"/>
         <w:numPr>
           <w:ilvl w:val="0"/>
-          <w:numId w:val="1004"/>
+          <w:numId w:val="1002"/>
         </w:numPr>
       </w:pPr>
       <w:r>
-        <w:t xml:space="preserve">Каким типом сетевого кабеля следует подключать оконечное оборудование</w:t>
-      </w:r>
-      <w:r>
-        <w:t xml:space="preserve"> </w:t>
-      </w:r>
-      <w:r>
-        <w:t xml:space="preserve">пользователя к маршрутизатору и почему?</w:t>
-      </w:r>
-      <w:r>
-        <w:t xml:space="preserve"> </w:t>
-      </w:r>
-      <w:r>
-        <w:t xml:space="preserve">Ответ:Кроссовым кабелем</w:t>
+        <w:t xml:space="preserve">интервал (Interval): временной интервал для периодических отчетов о пропускной способности (по умолчанию временной интервал равен 1 секунде);</w:t>
       </w:r>
     </w:p>
     <w:p>
@@ -742,23 +795,11 @@
         <w:pStyle w:val="Compact"/>
         <w:numPr>
           <w:ilvl w:val="0"/>
-          <w:numId w:val="1004"/>
+          <w:numId w:val="1002"/>
         </w:numPr>
       </w:pPr>
       <w:r>
-        <w:t xml:space="preserve">Каким типом сетевого кабеля следует подключать оконечное оборудование</w:t>
-      </w:r>
-      <w:r>
-        <w:t xml:space="preserve"> </w:t>
-      </w:r>
-      <w:r>
-        <w:t xml:space="preserve">пользователя к коммутатору и почему?</w:t>
-      </w:r>
-      <w:r>
-        <w:t xml:space="preserve"> </w:t>
-      </w:r>
-      <w:r>
-        <w:t xml:space="preserve">Ответ:Прямым кабелем (витой парой).</w:t>
+        <w:t xml:space="preserve">передача (Transfer): сколько данных было передано за каждый интервал времени – было пепредано от 1.98 до 2.39 GB в секунду;</w:t>
       </w:r>
     </w:p>
     <w:p>
@@ -766,17 +807,11 @@
         <w:pStyle w:val="Compact"/>
         <w:numPr>
           <w:ilvl w:val="0"/>
-          <w:numId w:val="1004"/>
+          <w:numId w:val="1002"/>
         </w:numPr>
       </w:pPr>
       <w:r>
-        <w:t xml:space="preserve">Каким типом сетевого кабеля следует подключать коммутатор к коммутатору и почему?</w:t>
-      </w:r>
-      <w:r>
-        <w:t xml:space="preserve"> </w:t>
-      </w:r>
-      <w:r>
-        <w:t xml:space="preserve">Ответ:Кроссовым кабелем (для соединения одинокого оборудования используют кроссовый кабель)</w:t>
+        <w:t xml:space="preserve">пропускная способность (Bitrate): измеренная пропускная способность в каждом временном интервале – от 17 до 20.5 Gbit/sec;</w:t>
       </w:r>
     </w:p>
     <w:p>
@@ -784,23 +819,11 @@
         <w:pStyle w:val="Compact"/>
         <w:numPr>
           <w:ilvl w:val="0"/>
-          <w:numId w:val="1004"/>
+          <w:numId w:val="1002"/>
         </w:numPr>
       </w:pPr>
       <w:r>
-        <w:t xml:space="preserve">Укажите возможные способы настройки доступа к сетевому оборудованию</w:t>
-      </w:r>
-      <w:r>
-        <w:t xml:space="preserve"> </w:t>
-      </w:r>
-      <w:r>
-        <w:t xml:space="preserve">по паролю.</w:t>
-      </w:r>
-      <w:r>
-        <w:t xml:space="preserve"> </w:t>
-      </w:r>
-      <w:r>
-        <w:t xml:space="preserve">Ответ:С помощью команды password или с помощью команды secret</w:t>
+        <w:t xml:space="preserve">Retr: количество повторно переданных TCP-сегментов за каждый временной интервал (это поле увеличивается, когда TCP-сегменты теряются в сети из-за перегрузки или повреждения) – чем больше пропускная способность, тем больше число повторно переданных TCP-сегментов. Максимум она достигает 3 при битрейте 20.5 Gbit/sec;</w:t>
       </w:r>
     </w:p>
     <w:p>
@@ -808,33 +831,900 @@
         <w:pStyle w:val="Compact"/>
         <w:numPr>
           <w:ilvl w:val="0"/>
-          <w:numId w:val="1004"/>
+          <w:numId w:val="1002"/>
         </w:numPr>
       </w:pPr>
       <w:r>
-        <w:t xml:space="preserve">Укажите возможные способы настройки удалённого доступа к сетевому</w:t>
-      </w:r>
-      <w:r>
-        <w:t xml:space="preserve"> </w:t>
-      </w:r>
-      <w:r>
-        <w:t xml:space="preserve">оборудованию. Какой из способов предпочтительнее и почему?</w:t>
-      </w:r>
-      <w:r>
-        <w:t xml:space="preserve"> </w:t>
-      </w:r>
-      <w:r>
-        <w:t xml:space="preserve">Ответ:</w:t>
-      </w:r>
-      <w:r>
-        <w:t xml:space="preserve"> </w:t>
-      </w:r>
-      <w:r>
-        <w:t xml:space="preserve">Через telnet или ssh. SSH обеспечивает шифрование и аутентификацию по умолчанию, в отличие от Telnet, который не предоставляет эти функции, поэтому он лучше.</w:t>
-      </w:r>
-    </w:p>
-    <w:bookmarkEnd w:id="37"/>
-    <w:bookmarkStart w:id="38" w:name="выводы"/>
+        <w:t xml:space="preserve">Cwnd: указывает размер окна перегрузки в каждом временном интервале (TCP использует эту переменную для ограничения объёма данных, которые TCP-клиент может отправить до получения подтверждения отправленных данных) – это фиксированный параметр равный 8.09 MB.</w:t>
+      </w:r>
+    </w:p>
+    <w:p>
+      <w:pPr>
+        <w:pStyle w:val="FirstParagraph"/>
+      </w:pPr>
+      <w:r>
+        <w:t xml:space="preserve">Проведем аналогичный эксперимент в интерфейсе mininet (рис. 7).</w:t>
+      </w:r>
+    </w:p>
+    <w:bookmarkStart w:id="34" w:name="fig:007"/>
+    <w:tbl>
+      <w:tblPr>
+        <w:tblStyle w:val="FigureTable"/>
+        <w:tblW w:type="auto" w:w="0"/>
+        <w:jc w:val="center"/>
+        <w:tblLook w:firstRow="0" w:lastRow="0" w:firstColumn="0" w:lastColumn="0"/>
+      </w:tblPr>
+      <w:tblGrid>
+        <w:gridCol w:w="7920"/>
+      </w:tblGrid>
+      <w:tr>
+        <w:tc>
+          <w:tcPr/>
+          <w:p>
+            <w:pPr>
+              <w:pStyle w:val="Compact"/>
+              <w:jc w:val="center"/>
+            </w:pPr>
+            <w:r>
+              <w:t xml:space="preserve">Рис. 7: Эксперимент в интерфейсе mininet</w:t>
+            </w:r>
+          </w:p>
+        </w:tc>
+      </w:tr>
+    </w:tbl>
+    <w:p>
+      <w:pPr>
+        <w:pStyle w:val="ImageCaption"/>
+      </w:pPr>
+      <w:r>
+        <w:t xml:space="preserve">Рис. 7: Эксперимент в интерфейсе mininet</w:t>
+      </w:r>
+    </w:p>
+    <w:bookmarkEnd w:id="34"/>
+    <w:p>
+      <w:pPr>
+        <w:pStyle w:val="BodyText"/>
+      </w:pPr>
+      <w:r>
+        <w:t xml:space="preserve">Сравним результаты. Увидим, что во втором случае было передано на 4,8 GB больше; пропускная способность увеличилась на 4,1; потери пакетов все также нет.</w:t>
+      </w:r>
+    </w:p>
+    <w:p>
+      <w:pPr>
+        <w:pStyle w:val="BodyText"/>
+      </w:pPr>
+      <w:r>
+        <w:t xml:space="preserve">После убьем процесс на сервере (рис. 8).</w:t>
+      </w:r>
+    </w:p>
+    <w:bookmarkStart w:id="38" w:name="fig:008"/>
+    <w:p>
+      <w:pPr>
+        <w:pStyle w:val="CaptionedFigure"/>
+      </w:pPr>
+      <w:r>
+        <w:drawing>
+          <wp:inline>
+            <wp:extent cx="3733800" cy="2131965"/>
+            <wp:effectExtent b="0" l="0" r="0" t="0"/>
+            <wp:docPr descr="Рис. 8: Завершение процесса на сервере" title="" id="36" name="Picture"/>
+            <a:graphic>
+              <a:graphicData uri="http://schemas.openxmlformats.org/drawingml/2006/picture">
+                <pic:pic>
+                  <pic:nvPicPr>
+                    <pic:cNvPr descr="image/8.png" id="37" name="Picture"/>
+                    <pic:cNvPicPr>
+                      <a:picLocks noChangeArrowheads="1" noChangeAspect="1"/>
+                    </pic:cNvPicPr>
+                  </pic:nvPicPr>
+                  <pic:blipFill>
+                    <a:blip r:embed="rId35"/>
+                    <a:stretch>
+                      <a:fillRect/>
+                    </a:stretch>
+                  </pic:blipFill>
+                  <pic:spPr bwMode="auto">
+                    <a:xfrm>
+                      <a:off x="0" y="0"/>
+                      <a:ext cx="3733800" cy="2131965"/>
+                    </a:xfrm>
+                    <a:prstGeom prst="rect">
+                      <a:avLst/>
+                    </a:prstGeom>
+                    <a:noFill/>
+                    <a:ln w="9525">
+                      <a:noFill/>
+                      <a:headEnd/>
+                      <a:tailEnd/>
+                    </a:ln>
+                  </pic:spPr>
+                </pic:pic>
+              </a:graphicData>
+            </a:graphic>
+          </wp:inline>
+        </w:drawing>
+      </w:r>
+    </w:p>
+    <w:p>
+      <w:pPr>
+        <w:pStyle w:val="ImageCaption"/>
+      </w:pPr>
+      <w:r>
+        <w:t xml:space="preserve">Рис. 8: Завершение процесса на сервере</w:t>
+      </w:r>
+    </w:p>
+    <w:bookmarkEnd w:id="38"/>
+    <w:p>
+      <w:pPr>
+        <w:pStyle w:val="BodyText"/>
+      </w:pPr>
+      <w:r>
+        <w:t xml:space="preserve">Для указания iPerf3 периода времени для передачи можно использовать</w:t>
+      </w:r>
+      <w:r>
+        <w:t xml:space="preserve"> </w:t>
+      </w:r>
+      <w:r>
+        <w:t xml:space="preserve">ключ -t (или –time) — время в секундах для передачи (по умолчанию 10</w:t>
+      </w:r>
+      <w:r>
+        <w:t xml:space="preserve"> </w:t>
+      </w:r>
+      <w:r>
+        <w:t xml:space="preserve">секунд) (рис. 9).</w:t>
+      </w:r>
+    </w:p>
+    <w:bookmarkStart w:id="42" w:name="fig:009"/>
+    <w:p>
+      <w:pPr>
+        <w:pStyle w:val="CaptionedFigure"/>
+      </w:pPr>
+      <w:r>
+        <w:drawing>
+          <wp:inline>
+            <wp:extent cx="3733800" cy="4836259"/>
+            <wp:effectExtent b="0" l="0" r="0" t="0"/>
+            <wp:docPr descr="Рис. 9: Указание периода времени передачи" title="" id="40" name="Picture"/>
+            <a:graphic>
+              <a:graphicData uri="http://schemas.openxmlformats.org/drawingml/2006/picture">
+                <pic:pic>
+                  <pic:nvPicPr>
+                    <pic:cNvPr descr="image/9.png" id="41" name="Picture"/>
+                    <pic:cNvPicPr>
+                      <a:picLocks noChangeArrowheads="1" noChangeAspect="1"/>
+                    </pic:cNvPicPr>
+                  </pic:nvPicPr>
+                  <pic:blipFill>
+                    <a:blip r:embed="rId39"/>
+                    <a:stretch>
+                      <a:fillRect/>
+                    </a:stretch>
+                  </pic:blipFill>
+                  <pic:spPr bwMode="auto">
+                    <a:xfrm>
+                      <a:off x="0" y="0"/>
+                      <a:ext cx="3733800" cy="4836259"/>
+                    </a:xfrm>
+                    <a:prstGeom prst="rect">
+                      <a:avLst/>
+                    </a:prstGeom>
+                    <a:noFill/>
+                    <a:ln w="9525">
+                      <a:noFill/>
+                      <a:headEnd/>
+                      <a:tailEnd/>
+                    </a:ln>
+                  </pic:spPr>
+                </pic:pic>
+              </a:graphicData>
+            </a:graphic>
+          </wp:inline>
+        </w:drawing>
+      </w:r>
+    </w:p>
+    <w:p>
+      <w:pPr>
+        <w:pStyle w:val="ImageCaption"/>
+      </w:pPr>
+      <w:r>
+        <w:t xml:space="preserve">Рис. 9: Указание периода времени передачи</w:t>
+      </w:r>
+    </w:p>
+    <w:bookmarkEnd w:id="42"/>
+    <w:p>
+      <w:pPr>
+        <w:pStyle w:val="BodyText"/>
+      </w:pPr>
+      <w:r>
+        <w:t xml:space="preserve">Настроем клиент iPerf3 для выполнения теста пропускной способности</w:t>
+      </w:r>
+      <w:r>
+        <w:t xml:space="preserve"> </w:t>
+      </w:r>
+      <w:r>
+        <w:t xml:space="preserve">с 2-секундным интервалом времени отсчёта как на клиенте, так и на сервере.</w:t>
+      </w:r>
+      <w:r>
+        <w:t xml:space="preserve"> </w:t>
+      </w:r>
+      <w:r>
+        <w:t xml:space="preserve">Используем опцию</w:t>
+      </w:r>
+      <w:r>
+        <w:t xml:space="preserve"> </w:t>
+      </w:r>
+      <w:r>
+        <w:rPr>
+          <w:rStyle w:val="VerbatimChar"/>
+        </w:rPr>
+        <w:t xml:space="preserve">-i</w:t>
+      </w:r>
+      <w:r>
+        <w:t xml:space="preserve"> </w:t>
+      </w:r>
+      <w:r>
+        <w:t xml:space="preserve">для установки интервала между отсчётами, измеряемого в секундах (рис. 10).</w:t>
+      </w:r>
+    </w:p>
+    <w:bookmarkStart w:id="46" w:name="fig:010"/>
+    <w:p>
+      <w:pPr>
+        <w:pStyle w:val="CaptionedFigure"/>
+      </w:pPr>
+      <w:r>
+        <w:drawing>
+          <wp:inline>
+            <wp:extent cx="3733800" cy="4790242"/>
+            <wp:effectExtent b="0" l="0" r="0" t="0"/>
+            <wp:docPr descr="Рис. 10: Выполнения теста пропускной способности с 2-секундным интервалом" title="" id="44" name="Picture"/>
+            <a:graphic>
+              <a:graphicData uri="http://schemas.openxmlformats.org/drawingml/2006/picture">
+                <pic:pic>
+                  <pic:nvPicPr>
+                    <pic:cNvPr descr="image/10.png" id="45" name="Picture"/>
+                    <pic:cNvPicPr>
+                      <a:picLocks noChangeArrowheads="1" noChangeAspect="1"/>
+                    </pic:cNvPicPr>
+                  </pic:nvPicPr>
+                  <pic:blipFill>
+                    <a:blip r:embed="rId43"/>
+                    <a:stretch>
+                      <a:fillRect/>
+                    </a:stretch>
+                  </pic:blipFill>
+                  <pic:spPr bwMode="auto">
+                    <a:xfrm>
+                      <a:off x="0" y="0"/>
+                      <a:ext cx="3733800" cy="4790242"/>
+                    </a:xfrm>
+                    <a:prstGeom prst="rect">
+                      <a:avLst/>
+                    </a:prstGeom>
+                    <a:noFill/>
+                    <a:ln w="9525">
+                      <a:noFill/>
+                      <a:headEnd/>
+                      <a:tailEnd/>
+                    </a:ln>
+                  </pic:spPr>
+                </pic:pic>
+              </a:graphicData>
+            </a:graphic>
+          </wp:inline>
+        </w:drawing>
+      </w:r>
+    </w:p>
+    <w:p>
+      <w:pPr>
+        <w:pStyle w:val="ImageCaption"/>
+      </w:pPr>
+      <w:r>
+        <w:t xml:space="preserve">Рис. 10: Выполнения теста пропускной способности с 2-секундным интервалом</w:t>
+      </w:r>
+    </w:p>
+    <w:bookmarkEnd w:id="46"/>
+    <w:p>
+      <w:pPr>
+        <w:pStyle w:val="BodyText"/>
+      </w:pPr>
+      <w:r>
+        <w:t xml:space="preserve">Можно увидеть, что действительно интервал увеличился в два раза, в результате чего в два раза увеличился также вес переданный за один интервал времени, но пропускная способность и суммарные величины очевидно практически не изменились.</w:t>
+      </w:r>
+    </w:p>
+    <w:p>
+      <w:pPr>
+        <w:pStyle w:val="BodyText"/>
+      </w:pPr>
+      <w:r>
+        <w:t xml:space="preserve">Зададим на клиенте iPerf3 отправку определённого объёма данных. Используем опцию</w:t>
+      </w:r>
+      <w:r>
+        <w:t xml:space="preserve"> </w:t>
+      </w:r>
+      <w:r>
+        <w:rPr>
+          <w:rStyle w:val="VerbatimChar"/>
+        </w:rPr>
+        <w:t xml:space="preserve">-n</w:t>
+      </w:r>
+      <w:r>
+        <w:t xml:space="preserve"> </w:t>
+      </w:r>
+      <w:r>
+        <w:t xml:space="preserve">для установки количества байт для передачи (рис. 11).</w:t>
+      </w:r>
+    </w:p>
+    <w:p>
+      <w:pPr>
+        <w:pStyle w:val="BodyText"/>
+      </w:pPr>
+      <w:r>
+        <w:t xml:space="preserve">По умолчанию iPerf3 выполняет измерение пропускной способности в течение 10 секунд, но при задании количества</w:t>
+      </w:r>
+      <w:r>
+        <w:t xml:space="preserve"> </w:t>
+      </w:r>
+      <w:r>
+        <w:t xml:space="preserve">данных для передачи клиент iPerf3 будет продолжать отправлять пакеты до тех пор, пока не будет отправлен весь объем данных, указанный</w:t>
+      </w:r>
+      <w:r>
+        <w:t xml:space="preserve"> </w:t>
+      </w:r>
+      <w:r>
+        <w:t xml:space="preserve">пользователем.</w:t>
+      </w:r>
+    </w:p>
+    <w:bookmarkStart w:id="50" w:name="fig:011"/>
+    <w:p>
+      <w:pPr>
+        <w:pStyle w:val="CaptionedFigure"/>
+      </w:pPr>
+      <w:r>
+        <w:drawing>
+          <wp:inline>
+            <wp:extent cx="3733800" cy="4716652"/>
+            <wp:effectExtent b="0" l="0" r="0" t="0"/>
+            <wp:docPr descr="Рис. 11: Задание в тесте определённого объёма данных" title="" id="48" name="Picture"/>
+            <a:graphic>
+              <a:graphicData uri="http://schemas.openxmlformats.org/drawingml/2006/picture">
+                <pic:pic>
+                  <pic:nvPicPr>
+                    <pic:cNvPr descr="image/11.png" id="49" name="Picture"/>
+                    <pic:cNvPicPr>
+                      <a:picLocks noChangeArrowheads="1" noChangeAspect="1"/>
+                    </pic:cNvPicPr>
+                  </pic:nvPicPr>
+                  <pic:blipFill>
+                    <a:blip r:embed="rId47"/>
+                    <a:stretch>
+                      <a:fillRect/>
+                    </a:stretch>
+                  </pic:blipFill>
+                  <pic:spPr bwMode="auto">
+                    <a:xfrm>
+                      <a:off x="0" y="0"/>
+                      <a:ext cx="3733800" cy="4716652"/>
+                    </a:xfrm>
+                    <a:prstGeom prst="rect">
+                      <a:avLst/>
+                    </a:prstGeom>
+                    <a:noFill/>
+                    <a:ln w="9525">
+                      <a:noFill/>
+                      <a:headEnd/>
+                      <a:tailEnd/>
+                    </a:ln>
+                  </pic:spPr>
+                </pic:pic>
+              </a:graphicData>
+            </a:graphic>
+          </wp:inline>
+        </w:drawing>
+      </w:r>
+    </w:p>
+    <w:p>
+      <w:pPr>
+        <w:pStyle w:val="ImageCaption"/>
+      </w:pPr>
+      <w:r>
+        <w:t xml:space="preserve">Рис. 11: Задание в тесте определённого объёма данных</w:t>
+      </w:r>
+    </w:p>
+    <w:bookmarkEnd w:id="50"/>
+    <w:p>
+      <w:pPr>
+        <w:pStyle w:val="BodyText"/>
+      </w:pPr>
+      <w:r>
+        <w:t xml:space="preserve">Изменим в тесте измерения пропускной способности iPerf3 протокол передачи данных с TCP (установлен по умолчанию) на UDP. iPerf3 автоматически</w:t>
+      </w:r>
+      <w:r>
+        <w:t xml:space="preserve"> </w:t>
+      </w:r>
+      <w:r>
+        <w:t xml:space="preserve">определяет протокол транспортного уровня на стороне сервера. Для изменения протокола используем опцию</w:t>
+      </w:r>
+      <w:r>
+        <w:t xml:space="preserve"> </w:t>
+      </w:r>
+      <w:r>
+        <w:rPr>
+          <w:rStyle w:val="VerbatimChar"/>
+        </w:rPr>
+        <w:t xml:space="preserve">-u</w:t>
+      </w:r>
+      <w:r>
+        <w:t xml:space="preserve"> </w:t>
+      </w:r>
+      <w:r>
+        <w:t xml:space="preserve">на стороне клиента iPerf3 (рис. 12).</w:t>
+      </w:r>
+    </w:p>
+    <w:bookmarkStart w:id="54" w:name="fig:012"/>
+    <w:p>
+      <w:pPr>
+        <w:pStyle w:val="CaptionedFigure"/>
+      </w:pPr>
+      <w:r>
+        <w:drawing>
+          <wp:inline>
+            <wp:extent cx="3733800" cy="4578898"/>
+            <wp:effectExtent b="0" l="0" r="0" t="0"/>
+            <wp:docPr descr="Рис. 12: Изменение протокола передачи данных" title="" id="52" name="Picture"/>
+            <a:graphic>
+              <a:graphicData uri="http://schemas.openxmlformats.org/drawingml/2006/picture">
+                <pic:pic>
+                  <pic:nvPicPr>
+                    <pic:cNvPr descr="image/12.png" id="53" name="Picture"/>
+                    <pic:cNvPicPr>
+                      <a:picLocks noChangeArrowheads="1" noChangeAspect="1"/>
+                    </pic:cNvPicPr>
+                  </pic:nvPicPr>
+                  <pic:blipFill>
+                    <a:blip r:embed="rId51"/>
+                    <a:stretch>
+                      <a:fillRect/>
+                    </a:stretch>
+                  </pic:blipFill>
+                  <pic:spPr bwMode="auto">
+                    <a:xfrm>
+                      <a:off x="0" y="0"/>
+                      <a:ext cx="3733800" cy="4578898"/>
+                    </a:xfrm>
+                    <a:prstGeom prst="rect">
+                      <a:avLst/>
+                    </a:prstGeom>
+                    <a:noFill/>
+                    <a:ln w="9525">
+                      <a:noFill/>
+                      <a:headEnd/>
+                      <a:tailEnd/>
+                    </a:ln>
+                  </pic:spPr>
+                </pic:pic>
+              </a:graphicData>
+            </a:graphic>
+          </wp:inline>
+        </w:drawing>
+      </w:r>
+    </w:p>
+    <w:p>
+      <w:pPr>
+        <w:pStyle w:val="ImageCaption"/>
+      </w:pPr>
+      <w:r>
+        <w:t xml:space="preserve">Рис. 12: Изменение протокола передачи данных</w:t>
+      </w:r>
+    </w:p>
+    <w:bookmarkEnd w:id="54"/>
+    <w:p>
+      <w:pPr>
+        <w:pStyle w:val="BodyText"/>
+      </w:pPr>
+      <w:r>
+        <w:t xml:space="preserve">В тесте измерения пропускной способности iPerf3 изменим номер порта для отправки/получения пакетов или датаграмм через указанный порт (рис. 13).</w:t>
+      </w:r>
+    </w:p>
+    <w:bookmarkStart w:id="58" w:name="fig:013"/>
+    <w:p>
+      <w:pPr>
+        <w:pStyle w:val="CaptionedFigure"/>
+      </w:pPr>
+      <w:r>
+        <w:drawing>
+          <wp:inline>
+            <wp:extent cx="3733800" cy="4356100"/>
+            <wp:effectExtent b="0" l="0" r="0" t="0"/>
+            <wp:docPr descr="Рис. 13: Изменение номера порта для отправки/получения пакетов" title="" id="56" name="Picture"/>
+            <a:graphic>
+              <a:graphicData uri="http://schemas.openxmlformats.org/drawingml/2006/picture">
+                <pic:pic>
+                  <pic:nvPicPr>
+                    <pic:cNvPr descr="image/13.png" id="57" name="Picture"/>
+                    <pic:cNvPicPr>
+                      <a:picLocks noChangeArrowheads="1" noChangeAspect="1"/>
+                    </pic:cNvPicPr>
+                  </pic:nvPicPr>
+                  <pic:blipFill>
+                    <a:blip r:embed="rId55"/>
+                    <a:stretch>
+                      <a:fillRect/>
+                    </a:stretch>
+                  </pic:blipFill>
+                  <pic:spPr bwMode="auto">
+                    <a:xfrm>
+                      <a:off x="0" y="0"/>
+                      <a:ext cx="3733800" cy="4356100"/>
+                    </a:xfrm>
+                    <a:prstGeom prst="rect">
+                      <a:avLst/>
+                    </a:prstGeom>
+                    <a:noFill/>
+                    <a:ln w="9525">
+                      <a:noFill/>
+                      <a:headEnd/>
+                      <a:tailEnd/>
+                    </a:ln>
+                  </pic:spPr>
+                </pic:pic>
+              </a:graphicData>
+            </a:graphic>
+          </wp:inline>
+        </w:drawing>
+      </w:r>
+    </w:p>
+    <w:p>
+      <w:pPr>
+        <w:pStyle w:val="ImageCaption"/>
+      </w:pPr>
+      <w:r>
+        <w:t xml:space="preserve">Рис. 13: Изменение номера порта для отправки/получения пакетов</w:t>
+      </w:r>
+    </w:p>
+    <w:bookmarkEnd w:id="58"/>
+    <w:p>
+      <w:pPr>
+        <w:pStyle w:val="BodyText"/>
+      </w:pPr>
+      <w:r>
+        <w:t xml:space="preserve">По умолчанию после запуска сервер iPerf3 постоянно прослушивает входящие соединения. В тесте измерения пропускной способности iPerf3 зададим</w:t>
+      </w:r>
+      <w:r>
+        <w:t xml:space="preserve"> </w:t>
+      </w:r>
+      <w:r>
+        <w:t xml:space="preserve">для сервера параметр обработки данных только от одного клиента с остановкой сервера по завершении теста. Для этого используем опцию</w:t>
+      </w:r>
+      <w:r>
+        <w:t xml:space="preserve"> </w:t>
+      </w:r>
+      <w:r>
+        <w:rPr>
+          <w:rStyle w:val="VerbatimChar"/>
+        </w:rPr>
+        <w:t xml:space="preserve">-1</w:t>
+      </w:r>
+      <w:r>
+        <w:t xml:space="preserve"> </w:t>
+      </w:r>
+      <w:r>
+        <w:t xml:space="preserve">на</w:t>
+      </w:r>
+      <w:r>
+        <w:t xml:space="preserve"> </w:t>
+      </w:r>
+      <w:r>
+        <w:t xml:space="preserve">сервере iPerf3 (рис. 14).</w:t>
+      </w:r>
+    </w:p>
+    <w:p>
+      <w:pPr>
+        <w:pStyle w:val="BodyText"/>
+      </w:pPr>
+      <w:r>
+        <w:t xml:space="preserve">После завершения этого теста сервер iPerf3 немедленно останавливается.</w:t>
+      </w:r>
+    </w:p>
+    <w:bookmarkStart w:id="59" w:name="fig:014"/>
+    <w:tbl>
+      <w:tblPr>
+        <w:tblStyle w:val="FigureTable"/>
+        <w:tblW w:type="auto" w:w="0"/>
+        <w:jc w:val="center"/>
+        <w:tblLook w:firstRow="0" w:lastRow="0" w:firstColumn="0" w:lastColumn="0"/>
+      </w:tblPr>
+      <w:tblGrid>
+        <w:gridCol w:w="7920"/>
+      </w:tblGrid>
+      <w:tr>
+        <w:tc>
+          <w:tcPr/>
+          <w:p>
+            <w:pPr>
+              <w:pStyle w:val="Compact"/>
+              <w:jc w:val="center"/>
+            </w:pPr>
+            <w:r>
+              <w:t xml:space="preserve">Рис. 14: Параметр обработки данных только от одного клиента с остановкой сервера по завершении теста</w:t>
+            </w:r>
+          </w:p>
+        </w:tc>
+      </w:tr>
+    </w:tbl>
+    <w:p>
+      <w:pPr>
+        <w:pStyle w:val="ImageCaption"/>
+      </w:pPr>
+      <w:r>
+        <w:t xml:space="preserve">Рис. 14: Параметр обработки данных только от одного клиента с остановкой сервера по завершении теста</w:t>
+      </w:r>
+    </w:p>
+    <w:bookmarkEnd w:id="59"/>
+    <w:p>
+      <w:pPr>
+        <w:pStyle w:val="BodyText"/>
+      </w:pPr>
+      <w:r>
+        <w:t xml:space="preserve">Экспортируем результаты теста измерения пропускной способности iPerf3</w:t>
+      </w:r>
+      <w:r>
+        <w:t xml:space="preserve"> </w:t>
+      </w:r>
+      <w:r>
+        <w:t xml:space="preserve">в файл JSON (рис. 15).</w:t>
+      </w:r>
+    </w:p>
+    <w:bookmarkStart w:id="60" w:name="fig:015"/>
+    <w:tbl>
+      <w:tblPr>
+        <w:tblStyle w:val="FigureTable"/>
+        <w:tblW w:type="auto" w:w="0"/>
+        <w:jc w:val="center"/>
+        <w:tblLook w:firstRow="0" w:lastRow="0" w:firstColumn="0" w:lastColumn="0"/>
+      </w:tblPr>
+      <w:tblGrid>
+        <w:gridCol w:w="7920"/>
+      </w:tblGrid>
+      <w:tr>
+        <w:tc>
+          <w:tcPr/>
+          <w:p>
+            <w:pPr>
+              <w:pStyle w:val="Compact"/>
+              <w:jc w:val="center"/>
+            </w:pPr>
+            <w:r>
+              <w:t xml:space="preserve">Рис. 15: Экспорт результатов теста измерения пропускной способности iPerf3 в файл JSON</w:t>
+            </w:r>
+          </w:p>
+        </w:tc>
+      </w:tr>
+    </w:tbl>
+    <w:p>
+      <w:pPr>
+        <w:pStyle w:val="ImageCaption"/>
+      </w:pPr>
+      <w:r>
+        <w:t xml:space="preserve">Рис. 15: Экспорт результатов теста измерения пропускной способности iPerf3 в файл JSON</w:t>
+      </w:r>
+    </w:p>
+    <w:bookmarkEnd w:id="60"/>
+    <w:p>
+      <w:pPr>
+        <w:pStyle w:val="BodyText"/>
+      </w:pPr>
+      <w:r>
+        <w:t xml:space="preserve">Убедимся, что файл iperf_results.json создан в указанном каталоге. Для этого в терминале хоста h1 введем следующие команды (рис. 16).</w:t>
+      </w:r>
+    </w:p>
+    <w:bookmarkStart w:id="64" w:name="fig:016"/>
+    <w:p>
+      <w:pPr>
+        <w:pStyle w:val="CaptionedFigure"/>
+      </w:pPr>
+      <w:r>
+        <w:drawing>
+          <wp:inline>
+            <wp:extent cx="3733800" cy="779811"/>
+            <wp:effectExtent b="0" l="0" r="0" t="0"/>
+            <wp:docPr descr="Рис. 16: Проверка создания файла iperf_results.json" title="" id="62" name="Picture"/>
+            <a:graphic>
+              <a:graphicData uri="http://schemas.openxmlformats.org/drawingml/2006/picture">
+                <pic:pic>
+                  <pic:nvPicPr>
+                    <pic:cNvPr descr="image/16.png" id="63" name="Picture"/>
+                    <pic:cNvPicPr>
+                      <a:picLocks noChangeArrowheads="1" noChangeAspect="1"/>
+                    </pic:cNvPicPr>
+                  </pic:nvPicPr>
+                  <pic:blipFill>
+                    <a:blip r:embed="rId61"/>
+                    <a:stretch>
+                      <a:fillRect/>
+                    </a:stretch>
+                  </pic:blipFill>
+                  <pic:spPr bwMode="auto">
+                    <a:xfrm>
+                      <a:off x="0" y="0"/>
+                      <a:ext cx="3733800" cy="779811"/>
+                    </a:xfrm>
+                    <a:prstGeom prst="rect">
+                      <a:avLst/>
+                    </a:prstGeom>
+                    <a:noFill/>
+                    <a:ln w="9525">
+                      <a:noFill/>
+                      <a:headEnd/>
+                      <a:tailEnd/>
+                    </a:ln>
+                  </pic:spPr>
+                </pic:pic>
+              </a:graphicData>
+            </a:graphic>
+          </wp:inline>
+        </w:drawing>
+      </w:r>
+    </w:p>
+    <w:p>
+      <w:pPr>
+        <w:pStyle w:val="ImageCaption"/>
+      </w:pPr>
+      <w:r>
+        <w:t xml:space="preserve">Рис. 16: Проверка создания файла iperf_results.json</w:t>
+      </w:r>
+    </w:p>
+    <w:bookmarkEnd w:id="64"/>
+    <w:p>
+      <w:pPr>
+        <w:pStyle w:val="BodyText"/>
+      </w:pPr>
+      <w:r>
+        <w:t xml:space="preserve">В виртуальной машине mininet исправим права запуска X-соединения.</w:t>
+      </w:r>
+      <w:r>
+        <w:t xml:space="preserve"> </w:t>
+      </w:r>
+      <w:r>
+        <w:t xml:space="preserve">Скопируем значение куки (MIT magic cookie)</w:t>
+      </w:r>
+      <w:r>
+        <w:t xml:space="preserve"> </w:t>
+      </w:r>
+      <w:r>
+        <w:t xml:space="preserve">своего пользователя</w:t>
+      </w:r>
+      <w:r>
+        <w:t xml:space="preserve"> </w:t>
+      </w:r>
+      <w:r>
+        <w:t xml:space="preserve">mininet в файл для пользователя root (рис. 17).</w:t>
+      </w:r>
+    </w:p>
+    <w:bookmarkStart w:id="68" w:name="fig:017"/>
+    <w:p>
+      <w:pPr>
+        <w:pStyle w:val="CaptionedFigure"/>
+      </w:pPr>
+      <w:r>
+        <w:drawing>
+          <wp:inline>
+            <wp:extent cx="3733800" cy="616297"/>
+            <wp:effectExtent b="0" l="0" r="0" t="0"/>
+            <wp:docPr descr="Рис. 17: Исправление прав запуска X-соединения" title="" id="66" name="Picture"/>
+            <a:graphic>
+              <a:graphicData uri="http://schemas.openxmlformats.org/drawingml/2006/picture">
+                <pic:pic>
+                  <pic:nvPicPr>
+                    <pic:cNvPr descr="image/17.png" id="67" name="Picture"/>
+                    <pic:cNvPicPr>
+                      <a:picLocks noChangeArrowheads="1" noChangeAspect="1"/>
+                    </pic:cNvPicPr>
+                  </pic:nvPicPr>
+                  <pic:blipFill>
+                    <a:blip r:embed="rId65"/>
+                    <a:stretch>
+                      <a:fillRect/>
+                    </a:stretch>
+                  </pic:blipFill>
+                  <pic:spPr bwMode="auto">
+                    <a:xfrm>
+                      <a:off x="0" y="0"/>
+                      <a:ext cx="3733800" cy="616297"/>
+                    </a:xfrm>
+                    <a:prstGeom prst="rect">
+                      <a:avLst/>
+                    </a:prstGeom>
+                    <a:noFill/>
+                    <a:ln w="9525">
+                      <a:noFill/>
+                      <a:headEnd/>
+                      <a:tailEnd/>
+                    </a:ln>
+                  </pic:spPr>
+                </pic:pic>
+              </a:graphicData>
+            </a:graphic>
+          </wp:inline>
+        </w:drawing>
+      </w:r>
+    </w:p>
+    <w:p>
+      <w:pPr>
+        <w:pStyle w:val="ImageCaption"/>
+      </w:pPr>
+      <w:r>
+        <w:t xml:space="preserve">Рис. 17: Исправление прав запуска X-соединения</w:t>
+      </w:r>
+    </w:p>
+    <w:bookmarkEnd w:id="68"/>
+    <w:p>
+      <w:pPr>
+        <w:pStyle w:val="BodyText"/>
+      </w:pPr>
+      <w:r>
+        <w:t xml:space="preserve">Визуализируем результаты эксперимента. В виртуальной машине mininet перейдем в каталог для работы над проектом, проверим права доступа к файлу JSON. Сгенерируем выходные данные для файла JSON iPerf3. Убедимся, что файлы с данными и графиками сформировались (рис. 18).</w:t>
+      </w:r>
+    </w:p>
+    <w:bookmarkStart w:id="72" w:name="fig:018"/>
+    <w:p>
+      <w:pPr>
+        <w:pStyle w:val="CaptionedFigure"/>
+      </w:pPr>
+      <w:r>
+        <w:drawing>
+          <wp:inline>
+            <wp:extent cx="3733800" cy="2956441"/>
+            <wp:effectExtent b="0" l="0" r="0" t="0"/>
+            <wp:docPr descr="Рис. 18: Визуализация результатов эксперимента" title="" id="70" name="Picture"/>
+            <a:graphic>
+              <a:graphicData uri="http://schemas.openxmlformats.org/drawingml/2006/picture">
+                <pic:pic>
+                  <pic:nvPicPr>
+                    <pic:cNvPr descr="image/18.png" id="71" name="Picture"/>
+                    <pic:cNvPicPr>
+                      <a:picLocks noChangeArrowheads="1" noChangeAspect="1"/>
+                    </pic:cNvPicPr>
+                  </pic:nvPicPr>
+                  <pic:blipFill>
+                    <a:blip r:embed="rId69"/>
+                    <a:stretch>
+                      <a:fillRect/>
+                    </a:stretch>
+                  </pic:blipFill>
+                  <pic:spPr bwMode="auto">
+                    <a:xfrm>
+                      <a:off x="0" y="0"/>
+                      <a:ext cx="3733800" cy="2956441"/>
+                    </a:xfrm>
+                    <a:prstGeom prst="rect">
+                      <a:avLst/>
+                    </a:prstGeom>
+                    <a:noFill/>
+                    <a:ln w="9525">
+                      <a:noFill/>
+                      <a:headEnd/>
+                      <a:tailEnd/>
+                    </a:ln>
+                  </pic:spPr>
+                </pic:pic>
+              </a:graphicData>
+            </a:graphic>
+          </wp:inline>
+        </w:drawing>
+      </w:r>
+    </w:p>
+    <w:p>
+      <w:pPr>
+        <w:pStyle w:val="ImageCaption"/>
+      </w:pPr>
+      <w:r>
+        <w:t xml:space="preserve">Рис. 18: Визуализация результатов эксперимента</w:t>
+      </w:r>
+    </w:p>
+    <w:bookmarkEnd w:id="72"/>
+    <w:bookmarkEnd w:id="73"/>
+    <w:bookmarkEnd w:id="74"/>
+    <w:bookmarkStart w:id="75" w:name="выводы"/>
     <w:p>
       <w:pPr>
         <w:pStyle w:val="Heading1"/>
@@ -843,7 +1733,7 @@
         <w:rPr>
           <w:rStyle w:val="SectionNumber"/>
         </w:rPr>
-        <w:t xml:space="preserve">4</w:t>
+        <w:t xml:space="preserve">5</w:t>
       </w:r>
       <w:r>
         <w:tab/>
@@ -857,11 +1747,45 @@
         <w:pStyle w:val="FirstParagraph"/>
       </w:pPr>
       <w:r>
-        <w:t xml:space="preserve">В процессе выполнения работы научился делать прелварительные настройки оборудования CISCO.</w:t>
-      </w:r>
-    </w:p>
-    <w:bookmarkEnd w:id="38"/>
-    <w:sectPr/>
+        <w:t xml:space="preserve">В результате выполнения данной лабораторной работы я познакомился с инструментом для измерения</w:t>
+      </w:r>
+      <w:r>
+        <w:t xml:space="preserve"> </w:t>
+      </w:r>
+      <w:r>
+        <w:t xml:space="preserve">пропускной способности сети в режиме реального времени — iPerf3, а также</w:t>
+      </w:r>
+      <w:r>
+        <w:t xml:space="preserve"> </w:t>
+      </w:r>
+      <w:r>
+        <w:t xml:space="preserve">получил навыки проведения интерактивного эксперимента по измерению</w:t>
+      </w:r>
+      <w:r>
+        <w:t xml:space="preserve"> </w:t>
+      </w:r>
+      <w:r>
+        <w:t xml:space="preserve">пропускной способности моделируемой сети в среде Mininet.</w:t>
+      </w:r>
+    </w:p>
+    <w:bookmarkEnd w:id="75"/>
+    <w:bookmarkStart w:id="77" w:name="список-литературы"/>
+    <w:p>
+      <w:pPr>
+        <w:pStyle w:val="Heading1"/>
+      </w:pPr>
+      <w:r>
+        <w:t xml:space="preserve">Список литературы</w:t>
+      </w:r>
+    </w:p>
+    <w:bookmarkStart w:id="76" w:name="refs"/>
+    <w:bookmarkEnd w:id="76"/>
+    <w:bookmarkEnd w:id="77"/>
+    <w:sectPr>
+      <w:footnotePr>
+        <w:numRestart w:val="eachSect"/>
+      </w:footnotePr>
+    </w:sectPr>
   </w:body>
 </w:document>
 </file>
@@ -899,7 +1823,7 @@
       <w:lvlText w:val=" "/>
       <w:lvlJc w:val="left"/>
       <w:pPr>
-        <w:ind w:left="720" w:hanging="480"/>
+        <w:ind w:left="720" w:hanging="360"/>
       </w:pPr>
     </w:lvl>
     <w:lvl w:ilvl="1">
@@ -907,7 +1831,7 @@
       <w:lvlText w:val=" "/>
       <w:lvlJc w:val="left"/>
       <w:pPr>
-        <w:ind w:left="1440" w:hanging="480"/>
+        <w:ind w:left="1440" w:hanging="360"/>
       </w:pPr>
     </w:lvl>
     <w:lvl w:ilvl="2">
@@ -915,7 +1839,7 @@
       <w:lvlText w:val=" "/>
       <w:lvlJc w:val="left"/>
       <w:pPr>
-        <w:ind w:left="2160" w:hanging="480"/>
+        <w:ind w:left="2160" w:hanging="360"/>
       </w:pPr>
     </w:lvl>
     <w:lvl w:ilvl="3">
@@ -923,7 +1847,7 @@
       <w:lvlText w:val=" "/>
       <w:lvlJc w:val="left"/>
       <w:pPr>
-        <w:ind w:left="2880" w:hanging="480"/>
+        <w:ind w:left="2880" w:hanging="360"/>
       </w:pPr>
     </w:lvl>
     <w:lvl w:ilvl="4">
@@ -931,7 +1855,7 @@
       <w:lvlText w:val=" "/>
       <w:lvlJc w:val="left"/>
       <w:pPr>
-        <w:ind w:left="3600" w:hanging="480"/>
+        <w:ind w:left="3600" w:hanging="360"/>
       </w:pPr>
     </w:lvl>
     <w:lvl w:ilvl="5">
@@ -939,7 +1863,7 @@
       <w:lvlText w:val=" "/>
       <w:lvlJc w:val="left"/>
       <w:pPr>
-        <w:ind w:left="4320" w:hanging="480"/>
+        <w:ind w:left="4320" w:hanging="360"/>
       </w:pPr>
     </w:lvl>
     <w:lvl w:ilvl="6">
@@ -947,7 +1871,7 @@
       <w:lvlText w:val=" "/>
       <w:lvlJc w:val="left"/>
       <w:pPr>
-        <w:ind w:left="5040" w:hanging="480"/>
+        <w:ind w:left="5040" w:hanging="360"/>
       </w:pPr>
     </w:lvl>
     <w:lvl w:ilvl="7">
@@ -955,7 +1879,7 @@
       <w:lvlText w:val=" "/>
       <w:lvlJc w:val="left"/>
       <w:pPr>
-        <w:ind w:left="5760" w:hanging="480"/>
+        <w:ind w:left="5760" w:hanging="360"/>
       </w:pPr>
     </w:lvl>
     <w:lvl w:ilvl="8">
@@ -963,7 +1887,7 @@
       <w:lvlText w:val=" "/>
       <w:lvlJc w:val="left"/>
       <w:pPr>
-        <w:ind w:left="6480" w:hanging="480"/>
+        <w:ind w:left="6480" w:hanging="360"/>
       </w:pPr>
     </w:lvl>
   </w:abstractNum>
@@ -976,7 +1900,7 @@
       <w:lvlText w:val="%1."/>
       <w:lvlJc w:val="left"/>
       <w:pPr>
-        <w:ind w:left="720" w:hanging="480"/>
+        <w:ind w:left="720" w:hanging="360"/>
       </w:pPr>
     </w:lvl>
     <w:lvl w:ilvl="1">
@@ -985,7 +1909,7 @@
       <w:lvlText w:val="%2."/>
       <w:lvlJc w:val="left"/>
       <w:pPr>
-        <w:ind w:left="1440" w:hanging="480"/>
+        <w:ind w:left="1440" w:hanging="360"/>
       </w:pPr>
     </w:lvl>
     <w:lvl w:ilvl="2">
@@ -994,7 +1918,7 @@
       <w:lvlText w:val="%3."/>
       <w:lvlJc w:val="left"/>
       <w:pPr>
-        <w:ind w:left="2160" w:hanging="480"/>
+        <w:ind w:left="2160" w:hanging="360"/>
       </w:pPr>
     </w:lvl>
     <w:lvl w:ilvl="3">
@@ -1003,7 +1927,7 @@
       <w:lvlText w:val="%4."/>
       <w:lvlJc w:val="left"/>
       <w:pPr>
-        <w:ind w:left="2880" w:hanging="480"/>
+        <w:ind w:left="2880" w:hanging="360"/>
       </w:pPr>
     </w:lvl>
     <w:lvl w:ilvl="4">
@@ -1012,7 +1936,7 @@
       <w:lvlText w:val="%5."/>
       <w:lvlJc w:val="left"/>
       <w:pPr>
-        <w:ind w:left="3600" w:hanging="480"/>
+        <w:ind w:left="3600" w:hanging="360"/>
       </w:pPr>
     </w:lvl>
     <w:lvl w:ilvl="5">
@@ -1021,7 +1945,7 @@
       <w:lvlText w:val="%6."/>
       <w:lvlJc w:val="left"/>
       <w:pPr>
-        <w:ind w:left="4320" w:hanging="480"/>
+        <w:ind w:left="4320" w:hanging="360"/>
       </w:pPr>
     </w:lvl>
     <w:lvl w:ilvl="6">
@@ -1030,7 +1954,7 @@
       <w:lvlText w:val="%7."/>
       <w:lvlJc w:val="left"/>
       <w:pPr>
-        <w:ind w:left="5040" w:hanging="480"/>
+        <w:ind w:left="5040" w:hanging="360"/>
       </w:pPr>
     </w:lvl>
     <w:lvl w:ilvl="7">
@@ -1039,7 +1963,7 @@
       <w:lvlText w:val="%8."/>
       <w:lvlJc w:val="left"/>
       <w:pPr>
-        <w:ind w:left="5760" w:hanging="480"/>
+        <w:ind w:left="5760" w:hanging="360"/>
       </w:pPr>
     </w:lvl>
     <w:lvl w:ilvl="8">
@@ -1048,93 +1972,111 @@
       <w:lvlText w:val="%9."/>
       <w:lvlJc w:val="left"/>
       <w:pPr>
-        <w:ind w:left="6480" w:hanging="480"/>
+        <w:ind w:left="6480" w:hanging="360"/>
       </w:pPr>
     </w:lvl>
   </w:abstractNum>
-  <w:abstractNum w:abstractNumId="99412">
-    <w:nsid w:val="00A99412"/>
+  <w:abstractNum w:abstractNumId="991">
+    <w:nsid w:val="0000A991"/>
     <w:multiLevelType w:val="multilevel"/>
     <w:lvl w:ilvl="0">
-      <w:start w:val="2"/>
-      <w:numFmt w:val="decimal"/>
-      <w:lvlText w:val="%1."/>
+      <w:numFmt w:val="bullet"/>
+      <w:lvlText w:val=""/>
       <w:lvlJc w:val="left"/>
       <w:pPr>
-        <w:ind w:left="720" w:hanging="480"/>
-      </w:pPr>
+        <w:ind w:left="720" w:hanging="360"/>
+      </w:pPr>
+      <w:rPr>
+        <w:rFonts w:ascii="Symbol" w:hAnsi="Symbol" w:cs="Symbol" w:hint="default"/>
+      </w:rPr>
     </w:lvl>
     <w:lvl w:ilvl="1">
-      <w:start w:val="2"/>
-      <w:numFmt w:val="decimal"/>
-      <w:lvlText w:val="%2."/>
+      <w:numFmt w:val="bullet"/>
+      <w:lvlText w:val="o"/>
       <w:lvlJc w:val="left"/>
       <w:pPr>
-        <w:ind w:left="1440" w:hanging="480"/>
-      </w:pPr>
+        <w:ind w:left="1440" w:hanging="360"/>
+      </w:pPr>
+      <w:rPr>
+        <w:rFonts w:ascii="Courier New" w:hAnsi="Courier New" w:cs="Courier New" w:hint="default"/>
+      </w:rPr>
     </w:lvl>
     <w:lvl w:ilvl="2">
-      <w:start w:val="2"/>
-      <w:numFmt w:val="decimal"/>
-      <w:lvlText w:val="%3."/>
+      <w:numFmt w:val="bullet"/>
+      <w:lvlText w:val=""/>
       <w:lvlJc w:val="left"/>
       <w:pPr>
-        <w:ind w:left="2160" w:hanging="480"/>
-      </w:pPr>
+        <w:ind w:left="2160" w:hanging="360"/>
+      </w:pPr>
+      <w:rPr>
+        <w:rFonts w:ascii="Wingdings" w:hAnsi="Wingdings" w:cs="Wingdings" w:hint="default"/>
+      </w:rPr>
     </w:lvl>
     <w:lvl w:ilvl="3">
-      <w:start w:val="2"/>
-      <w:numFmt w:val="decimal"/>
-      <w:lvlText w:val="%4."/>
+      <w:numFmt w:val="bullet"/>
+      <w:lvlText w:val=""/>
       <w:lvlJc w:val="left"/>
       <w:pPr>
-        <w:ind w:left="2880" w:hanging="480"/>
-      </w:pPr>
+        <w:ind w:left="2880" w:hanging="360"/>
+      </w:pPr>
+      <w:rPr>
+        <w:rFonts w:ascii="Symbol" w:hAnsi="Symbol" w:cs="Symbol" w:hint="default"/>
+      </w:rPr>
     </w:lvl>
     <w:lvl w:ilvl="4">
-      <w:start w:val="2"/>
-      <w:numFmt w:val="decimal"/>
-      <w:lvlText w:val="%5."/>
+      <w:numFmt w:val="bullet"/>
+      <w:lvlText w:val="o"/>
       <w:lvlJc w:val="left"/>
       <w:pPr>
-        <w:ind w:left="3600" w:hanging="480"/>
-      </w:pPr>
+        <w:ind w:left="3600" w:hanging="360"/>
+      </w:pPr>
+      <w:rPr>
+        <w:rFonts w:ascii="Courier New" w:hAnsi="Courier New" w:cs="Courier New" w:hint="default"/>
+      </w:rPr>
     </w:lvl>
     <w:lvl w:ilvl="5">
-      <w:start w:val="2"/>
-      <w:numFmt w:val="decimal"/>
-      <w:lvlText w:val="%6."/>
+      <w:numFmt w:val="bullet"/>
+      <w:lvlText w:val=""/>
       <w:lvlJc w:val="left"/>
       <w:pPr>
-        <w:ind w:left="4320" w:hanging="480"/>
-      </w:pPr>
+        <w:ind w:left="4320" w:hanging="360"/>
+      </w:pPr>
+      <w:rPr>
+        <w:rFonts w:ascii="Wingdings" w:hAnsi="Wingdings" w:cs="Wingdings" w:hint="default"/>
+      </w:rPr>
     </w:lvl>
     <w:lvl w:ilvl="6">
-      <w:start w:val="2"/>
-      <w:numFmt w:val="decimal"/>
-      <w:lvlText w:val="%7."/>
+      <w:numFmt w:val="bullet"/>
+      <w:lvlText w:val=""/>
       <w:lvlJc w:val="left"/>
       <w:pPr>
-        <w:ind w:left="5040" w:hanging="480"/>
-      </w:pPr>
+        <w:ind w:left="5040" w:hanging="360"/>
+      </w:pPr>
+      <w:rPr>
+        <w:rFonts w:ascii="Symbol" w:hAnsi="Symbol" w:cs="Symbol" w:hint="default"/>
+      </w:rPr>
     </w:lvl>
     <w:lvl w:ilvl="7">
-      <w:start w:val="2"/>
-      <w:numFmt w:val="decimal"/>
-      <w:lvlText w:val="%8."/>
+      <w:numFmt w:val="bullet"/>
+      <w:lvlText w:val="o"/>
       <w:lvlJc w:val="left"/>
       <w:pPr>
-        <w:ind w:left="5760" w:hanging="480"/>
-      </w:pPr>
+        <w:ind w:left="5760" w:hanging="360"/>
+      </w:pPr>
+      <w:rPr>
+        <w:rFonts w:ascii="Courier New" w:hAnsi="Courier New" w:cs="Courier New" w:hint="default"/>
+      </w:rPr>
     </w:lvl>
     <w:lvl w:ilvl="8">
-      <w:start w:val="2"/>
-      <w:numFmt w:val="decimal"/>
-      <w:lvlText w:val="%9."/>
+      <w:numFmt w:val="bullet"/>
+      <w:lvlText w:val=""/>
       <w:lvlJc w:val="left"/>
       <w:pPr>
-        <w:ind w:left="6480" w:hanging="480"/>
-      </w:pPr>
+        <w:ind w:left="6480" w:hanging="360"/>
+      </w:pPr>
+      <w:rPr>
+        <w:rFonts w:ascii="Wingdings" w:hAnsi="Wingdings" w:cs="Wingdings" w:hint="default"/>
+      </w:rPr>
     </w:lvl>
   </w:abstractNum>
   <w:num w:numId="1000">
@@ -1171,94 +2113,7 @@
     </w:lvlOverride>
   </w:num>
   <w:num w:numId="1002">
-    <w:abstractNumId w:val="99411"/>
-    <w:lvlOverride w:ilvl="0">
-      <w:startOverride w:val="1"/>
-    </w:lvlOverride>
-    <w:lvlOverride w:ilvl="1">
-      <w:startOverride w:val="1"/>
-    </w:lvlOverride>
-    <w:lvlOverride w:ilvl="2">
-      <w:startOverride w:val="1"/>
-    </w:lvlOverride>
-    <w:lvlOverride w:ilvl="3">
-      <w:startOverride w:val="1"/>
-    </w:lvlOverride>
-    <w:lvlOverride w:ilvl="4">
-      <w:startOverride w:val="1"/>
-    </w:lvlOverride>
-    <w:lvlOverride w:ilvl="5">
-      <w:startOverride w:val="1"/>
-    </w:lvlOverride>
-    <w:lvlOverride w:ilvl="6">
-      <w:startOverride w:val="1"/>
-    </w:lvlOverride>
-    <w:lvlOverride w:ilvl="7">
-      <w:startOverride w:val="1"/>
-    </w:lvlOverride>
-    <w:lvlOverride w:ilvl="8">
-      <w:startOverride w:val="1"/>
-    </w:lvlOverride>
-  </w:num>
-  <w:num w:numId="1003">
-    <w:abstractNumId w:val="99412"/>
-    <w:lvlOverride w:ilvl="0">
-      <w:startOverride w:val="2"/>
-    </w:lvlOverride>
-    <w:lvlOverride w:ilvl="1">
-      <w:startOverride w:val="2"/>
-    </w:lvlOverride>
-    <w:lvlOverride w:ilvl="2">
-      <w:startOverride w:val="2"/>
-    </w:lvlOverride>
-    <w:lvlOverride w:ilvl="3">
-      <w:startOverride w:val="2"/>
-    </w:lvlOverride>
-    <w:lvlOverride w:ilvl="4">
-      <w:startOverride w:val="2"/>
-    </w:lvlOverride>
-    <w:lvlOverride w:ilvl="5">
-      <w:startOverride w:val="2"/>
-    </w:lvlOverride>
-    <w:lvlOverride w:ilvl="6">
-      <w:startOverride w:val="2"/>
-    </w:lvlOverride>
-    <w:lvlOverride w:ilvl="7">
-      <w:startOverride w:val="2"/>
-    </w:lvlOverride>
-    <w:lvlOverride w:ilvl="8">
-      <w:startOverride w:val="2"/>
-    </w:lvlOverride>
-  </w:num>
-  <w:num w:numId="1004">
-    <w:abstractNumId w:val="99411"/>
-    <w:lvlOverride w:ilvl="0">
-      <w:startOverride w:val="1"/>
-    </w:lvlOverride>
-    <w:lvlOverride w:ilvl="1">
-      <w:startOverride w:val="1"/>
-    </w:lvlOverride>
-    <w:lvlOverride w:ilvl="2">
-      <w:startOverride w:val="1"/>
-    </w:lvlOverride>
-    <w:lvlOverride w:ilvl="3">
-      <w:startOverride w:val="1"/>
-    </w:lvlOverride>
-    <w:lvlOverride w:ilvl="4">
-      <w:startOverride w:val="1"/>
-    </w:lvlOverride>
-    <w:lvlOverride w:ilvl="5">
-      <w:startOverride w:val="1"/>
-    </w:lvlOverride>
-    <w:lvlOverride w:ilvl="6">
-      <w:startOverride w:val="1"/>
-    </w:lvlOverride>
-    <w:lvlOverride w:ilvl="7">
-      <w:startOverride w:val="1"/>
-    </w:lvlOverride>
-    <w:lvlOverride w:ilvl="8">
-      <w:startOverride w:val="1"/>
-    </w:lvlOverride>
+    <w:abstractNumId w:val="991"/>
   </w:num>
 </w:numbering>
 </file>
@@ -1312,57 +2167,94 @@
     <w:name w:val="Title"/>
     <w:basedOn w:val="Normal"/>
     <w:next w:val="BodyText"/>
+    <w:link w:val="TitleChar"/>
+    <w:uiPriority w:val="10"/>
     <w:qFormat/>
+    <w:rsid w:val="00A10FD9"/>
     <w:pPr>
-      <w:keepNext/>
-      <w:keepLines/>
-      <w:spacing w:after="240" w:before="480"/>
+      <w:spacing w:after="80" w:line="240" w:lineRule="auto"/>
+      <w:contextualSpacing/>
       <w:jc w:val="center"/>
     </w:pPr>
     <w:rPr>
       <w:rFonts w:asciiTheme="majorHAnsi" w:cstheme="majorBidi" w:eastAsiaTheme="majorEastAsia" w:hAnsiTheme="majorHAnsi"/>
-      <w:b/>
-      <w:bCs/>
-      <w:color w:themeColor="accent1" w:themeShade="B5" w:val="345A8A"/>
-      <w:sz w:val="36"/>
-      <w:szCs w:val="36"/>
+      <w:sz w:val="56"/>
+      <w:szCs w:val="56"/>
+    </w:rPr>
+  </w:style>
+  <w:style w:customStyle="1" w:styleId="TitleChar" w:type="character">
+    <w:name w:val="Title Char"/>
+    <w:basedOn w:val="DefaultParagraphFont"/>
+    <w:link w:val="Title"/>
+    <w:uiPriority w:val="10"/>
+    <w:rsid w:val="00A10FD9"/>
+    <w:rPr>
+      <w:rFonts w:asciiTheme="majorHAnsi" w:cstheme="majorBidi" w:eastAsiaTheme="majorEastAsia" w:hAnsiTheme="majorHAnsi"/>
+      <w:sz w:val="56"/>
+      <w:szCs w:val="56"/>
     </w:rPr>
   </w:style>
   <w:style w:styleId="Subtitle" w:type="paragraph">
     <w:name w:val="Subtitle"/>
+    <w:basedOn w:val="Title"/>
+    <w:next w:val="BodyText"/>
+    <w:link w:val="SubtitleChar"/>
+    <w:uiPriority w:val="11"/>
+    <w:qFormat/>
+    <w:rsid w:val="00A10FD9"/>
+    <w:pPr>
+      <w:numPr>
+        <w:ilvl w:val="1"/>
+      </w:numPr>
+    </w:pPr>
+    <w:rPr>
+      <w:rFonts w:cstheme="majorBidi" w:eastAsiaTheme="majorEastAsia"/>
+      <w:spacing w:val="15"/>
+      <w:sz w:val="28"/>
+      <w:szCs w:val="28"/>
+    </w:rPr>
+  </w:style>
+  <w:style w:customStyle="1" w:styleId="SubtitleChar" w:type="character">
+    <w:name w:val="Subtitle Char"/>
+    <w:basedOn w:val="DefaultParagraphFont"/>
+    <w:link w:val="Subtitle"/>
+    <w:uiPriority w:val="11"/>
+    <w:rsid w:val="00A10FD9"/>
+    <w:rPr>
+      <w:rFonts w:cstheme="majorBidi" w:eastAsiaTheme="majorEastAsia"/>
+      <w:color w:themeColor="text1" w:themeTint="A6" w:val="595959"/>
+      <w:spacing w:val="15"/>
+      <w:sz w:val="28"/>
+      <w:szCs w:val="28"/>
+    </w:rPr>
+  </w:style>
+  <w:style w:customStyle="1" w:styleId="Author" w:type="paragraph">
+    <w:name w:val="Author"/>
     <w:basedOn w:val="Title"/>
     <w:next w:val="BodyText"/>
     <w:qFormat/>
     <w:pPr>
       <w:keepNext/>
       <w:keepLines/>
-      <w:spacing w:after="240" w:before="240"/>
-      <w:jc w:val="center"/>
     </w:pPr>
     <w:rPr>
-      <w:sz w:val="30"/>
-      <w:szCs w:val="30"/>
-    </w:rPr>
-  </w:style>
-  <w:style w:customStyle="1" w:styleId="Author" w:type="paragraph">
-    <w:name w:val="Author"/>
+      <w:sz w:val="24"/>
+      <w:szCs w:val="24"/>
+    </w:rPr>
+  </w:style>
+  <w:style w:styleId="Date" w:type="paragraph">
+    <w:name w:val="Date"/>
+    <w:basedOn w:val="Title"/>
     <w:next w:val="BodyText"/>
     <w:qFormat/>
     <w:pPr>
       <w:keepNext/>
       <w:keepLines/>
-      <w:jc w:val="center"/>
     </w:pPr>
-  </w:style>
-  <w:style w:styleId="Date" w:type="paragraph">
-    <w:name w:val="Date"/>
-    <w:next w:val="BodyText"/>
-    <w:qFormat/>
-    <w:pPr>
-      <w:keepNext/>
-      <w:keepLines/>
-      <w:jc w:val="center"/>
-    </w:pPr>
+    <w:rPr>
+      <w:sz w:val="24"/>
+      <w:szCs w:val="24"/>
+    </w:rPr>
   </w:style>
   <w:style w:customStyle="1" w:styleId="AbstractTitle" w:type="paragraph">
     <w:name w:val="Abstract Title"/>
@@ -1377,7 +2269,6 @@
     </w:pPr>
     <w:rPr>
       <w:b/>
-      <w:color w:val="345A8A"/>
       <w:sz w:val="20"/>
       <w:szCs w:val="20"/>
     </w:rPr>
@@ -1406,191 +2297,321 @@
     <w:rPr/>
   </w:style>
   <w:style w:styleId="Heading1" w:type="paragraph">
-    <w:name w:val="Heading 1"/>
+    <w:name w:val="heading 1"/>
     <w:basedOn w:val="Normal"/>
     <w:next w:val="BodyText"/>
+    <w:link w:val="Heading1Char"/>
     <w:uiPriority w:val="9"/>
     <w:qFormat/>
+    <w:rsid w:val="00A10FD9"/>
     <w:pPr>
       <w:keepNext/>
       <w:keepLines/>
-      <w:spacing w:after="0" w:before="480"/>
+      <w:spacing w:after="80" w:before="360"/>
       <w:outlineLvl w:val="0"/>
     </w:pPr>
     <w:rPr>
       <w:rFonts w:asciiTheme="majorHAnsi" w:cstheme="majorBidi" w:eastAsiaTheme="majorEastAsia" w:hAnsiTheme="majorHAnsi"/>
-      <w:b/>
-      <w:bCs/>
-      <w:color w:themeColor="accent1" w:val="4F81BD"/>
-      <w:sz w:val="32"/>
-      <w:szCs w:val="32"/>
+      <w:color w:themeColor="accent1" w:themeShade="BF" w:val="0F4761"/>
+      <w:sz w:val="40"/>
+      <w:szCs w:val="40"/>
     </w:rPr>
   </w:style>
   <w:style w:styleId="Heading2" w:type="paragraph">
-    <w:name w:val="Heading 2"/>
+    <w:name w:val="heading 2"/>
     <w:basedOn w:val="Normal"/>
     <w:next w:val="BodyText"/>
+    <w:link w:val="Heading2Char"/>
     <w:uiPriority w:val="9"/>
+    <w:semiHidden/>
     <w:unhideWhenUsed/>
     <w:qFormat/>
+    <w:rsid w:val="00A10FD9"/>
     <w:pPr>
       <w:keepNext/>
       <w:keepLines/>
-      <w:spacing w:after="0" w:before="200"/>
+      <w:spacing w:after="80" w:before="160"/>
       <w:outlineLvl w:val="1"/>
     </w:pPr>
     <w:rPr>
       <w:rFonts w:asciiTheme="majorHAnsi" w:cstheme="majorBidi" w:eastAsiaTheme="majorEastAsia" w:hAnsiTheme="majorHAnsi"/>
-      <w:b/>
-      <w:bCs/>
-      <w:color w:themeColor="accent1" w:val="4F81BD"/>
-      <w:sz w:val="28"/>
-      <w:szCs w:val="28"/>
+      <w:color w:themeColor="accent1" w:themeShade="BF" w:val="0F4761"/>
+      <w:sz w:val="32"/>
+      <w:szCs w:val="32"/>
     </w:rPr>
   </w:style>
   <w:style w:styleId="Heading3" w:type="paragraph">
-    <w:name w:val="Heading 3"/>
+    <w:name w:val="heading 3"/>
     <w:basedOn w:val="Normal"/>
     <w:next w:val="BodyText"/>
+    <w:link w:val="Heading3Char"/>
     <w:uiPriority w:val="9"/>
+    <w:semiHidden/>
     <w:unhideWhenUsed/>
     <w:qFormat/>
+    <w:rsid w:val="00A10FD9"/>
     <w:pPr>
       <w:keepNext/>
       <w:keepLines/>
-      <w:spacing w:after="0" w:before="200"/>
+      <w:spacing w:after="80" w:before="160"/>
       <w:outlineLvl w:val="2"/>
     </w:pPr>
     <w:rPr>
-      <w:rFonts w:asciiTheme="majorHAnsi" w:cstheme="majorBidi" w:eastAsiaTheme="majorEastAsia" w:hAnsiTheme="majorHAnsi"/>
-      <w:b/>
-      <w:bCs/>
-      <w:color w:themeColor="accent1" w:val="4F81BD"/>
-      <w:sz w:val="24"/>
-      <w:szCs w:val="24"/>
+      <w:rFonts w:cstheme="majorBidi" w:eastAsiaTheme="majorEastAsia"/>
+      <w:color w:themeColor="accent1" w:themeShade="BF" w:val="0F4761"/>
+      <w:sz w:val="28"/>
+      <w:szCs w:val="28"/>
     </w:rPr>
   </w:style>
   <w:style w:styleId="Heading4" w:type="paragraph">
-    <w:name w:val="Heading 4"/>
+    <w:name w:val="heading 4"/>
     <w:basedOn w:val="Normal"/>
     <w:next w:val="BodyText"/>
+    <w:link w:val="Heading4Char"/>
     <w:uiPriority w:val="9"/>
+    <w:semiHidden/>
     <w:unhideWhenUsed/>
     <w:qFormat/>
+    <w:rsid w:val="00A10FD9"/>
     <w:pPr>
       <w:keepNext/>
       <w:keepLines/>
-      <w:spacing w:after="0" w:before="200"/>
+      <w:spacing w:after="40" w:before="80"/>
       <w:outlineLvl w:val="3"/>
     </w:pPr>
     <w:rPr>
-      <w:rFonts w:asciiTheme="majorHAnsi" w:cstheme="majorBidi" w:eastAsiaTheme="majorEastAsia" w:hAnsiTheme="majorHAnsi"/>
-      <w:bCs/>
+      <w:rFonts w:cstheme="majorBidi" w:eastAsiaTheme="majorEastAsia"/>
       <w:i/>
-      <w:color w:themeColor="accent1" w:val="4F81BD"/>
-      <w:sz w:val="24"/>
-      <w:szCs w:val="24"/>
+      <w:iCs/>
+      <w:color w:themeColor="accent1" w:themeShade="BF" w:val="0F4761"/>
     </w:rPr>
   </w:style>
   <w:style w:styleId="Heading5" w:type="paragraph">
-    <w:name w:val="Heading 5"/>
+    <w:name w:val="heading 5"/>
     <w:basedOn w:val="Normal"/>
     <w:next w:val="BodyText"/>
+    <w:link w:val="Heading5Char"/>
     <w:uiPriority w:val="9"/>
+    <w:semiHidden/>
     <w:unhideWhenUsed/>
     <w:qFormat/>
+    <w:rsid w:val="00A10FD9"/>
     <w:pPr>
       <w:keepNext/>
       <w:keepLines/>
-      <w:spacing w:after="0" w:before="200"/>
+      <w:spacing w:after="40" w:before="80"/>
       <w:outlineLvl w:val="4"/>
     </w:pPr>
     <w:rPr>
-      <w:rFonts w:asciiTheme="majorHAnsi" w:cstheme="majorBidi" w:eastAsiaTheme="majorEastAsia" w:hAnsiTheme="majorHAnsi"/>
-      <w:iCs/>
-      <w:color w:themeColor="accent1" w:val="4F81BD"/>
-      <w:sz w:val="24"/>
-      <w:szCs w:val="24"/>
+      <w:rFonts w:cstheme="majorBidi" w:eastAsiaTheme="majorEastAsia"/>
+      <w:color w:themeColor="accent1" w:themeShade="BF" w:val="0F4761"/>
     </w:rPr>
   </w:style>
   <w:style w:styleId="Heading6" w:type="paragraph">
-    <w:name w:val="Heading 6"/>
+    <w:name w:val="heading 6"/>
     <w:basedOn w:val="Normal"/>
     <w:next w:val="BodyText"/>
+    <w:link w:val="Heading6Char"/>
     <w:uiPriority w:val="9"/>
+    <w:semiHidden/>
     <w:unhideWhenUsed/>
     <w:qFormat/>
+    <w:rsid w:val="00A10FD9"/>
     <w:pPr>
       <w:keepNext/>
       <w:keepLines/>
-      <w:spacing w:after="0" w:before="200"/>
+      <w:spacing w:after="0" w:before="40"/>
       <w:outlineLvl w:val="5"/>
     </w:pPr>
     <w:rPr>
-      <w:rFonts w:asciiTheme="majorHAnsi" w:cstheme="majorBidi" w:eastAsiaTheme="majorEastAsia" w:hAnsiTheme="majorHAnsi"/>
-      <w:color w:themeColor="accent1" w:val="4F81BD"/>
-      <w:sz w:val="24"/>
-      <w:szCs w:val="24"/>
+      <w:rFonts w:cstheme="majorBidi" w:eastAsiaTheme="majorEastAsia"/>
+      <w:i/>
+      <w:iCs/>
+      <w:color w:themeColor="text1" w:themeTint="A6" w:val="595959"/>
     </w:rPr>
   </w:style>
   <w:style w:styleId="Heading7" w:type="paragraph">
-    <w:name w:val="Heading 7"/>
+    <w:name w:val="heading 7"/>
     <w:basedOn w:val="Normal"/>
     <w:next w:val="BodyText"/>
+    <w:link w:val="Heading7Char"/>
     <w:uiPriority w:val="9"/>
+    <w:semiHidden/>
     <w:unhideWhenUsed/>
     <w:qFormat/>
+    <w:rsid w:val="00A10FD9"/>
     <w:pPr>
       <w:keepNext/>
       <w:keepLines/>
-      <w:spacing w:after="0" w:before="200"/>
+      <w:spacing w:after="0" w:before="40"/>
       <w:outlineLvl w:val="6"/>
     </w:pPr>
     <w:rPr>
-      <w:rFonts w:asciiTheme="majorHAnsi" w:cstheme="majorBidi" w:eastAsiaTheme="majorEastAsia" w:hAnsiTheme="majorHAnsi"/>
-      <w:color w:themeColor="accent1" w:val="4F81BD"/>
-      <w:sz w:val="24"/>
-      <w:szCs w:val="24"/>
+      <w:rFonts w:cstheme="majorBidi" w:eastAsiaTheme="majorEastAsia"/>
+      <w:color w:themeColor="text1" w:themeTint="A6" w:val="595959"/>
     </w:rPr>
   </w:style>
   <w:style w:styleId="Heading8" w:type="paragraph">
-    <w:name w:val="Heading 8"/>
+    <w:name w:val="heading 8"/>
     <w:basedOn w:val="Normal"/>
     <w:next w:val="BodyText"/>
+    <w:link w:val="Heading8Char"/>
     <w:uiPriority w:val="9"/>
+    <w:semiHidden/>
     <w:unhideWhenUsed/>
     <w:qFormat/>
+    <w:rsid w:val="00A10FD9"/>
     <w:pPr>
       <w:keepNext/>
       <w:keepLines/>
-      <w:spacing w:after="0" w:before="200"/>
+      <w:spacing w:after="0"/>
       <w:outlineLvl w:val="7"/>
     </w:pPr>
     <w:rPr>
-      <w:rFonts w:asciiTheme="majorHAnsi" w:cstheme="majorBidi" w:eastAsiaTheme="majorEastAsia" w:hAnsiTheme="majorHAnsi"/>
-      <w:color w:themeColor="accent1" w:val="4F81BD"/>
-      <w:sz w:val="24"/>
-      <w:szCs w:val="24"/>
+      <w:rFonts w:cstheme="majorBidi" w:eastAsiaTheme="majorEastAsia"/>
+      <w:i/>
+      <w:iCs/>
+      <w:color w:themeColor="text1" w:themeTint="D8" w:val="272727"/>
     </w:rPr>
   </w:style>
   <w:style w:styleId="Heading9" w:type="paragraph">
-    <w:name w:val="Heading 9"/>
+    <w:name w:val="heading 9"/>
     <w:basedOn w:val="Normal"/>
     <w:next w:val="BodyText"/>
+    <w:link w:val="Heading9Char"/>
     <w:uiPriority w:val="9"/>
+    <w:semiHidden/>
     <w:unhideWhenUsed/>
     <w:qFormat/>
+    <w:rsid w:val="00A10FD9"/>
     <w:pPr>
       <w:keepNext/>
       <w:keepLines/>
-      <w:spacing w:after="0" w:before="200"/>
+      <w:spacing w:after="0"/>
       <w:outlineLvl w:val="8"/>
     </w:pPr>
     <w:rPr>
+      <w:rFonts w:cstheme="majorBidi" w:eastAsiaTheme="majorEastAsia"/>
+      <w:color w:themeColor="text1" w:themeTint="D8" w:val="272727"/>
+    </w:rPr>
+  </w:style>
+  <w:style w:customStyle="1" w:styleId="Heading1Char" w:type="character">
+    <w:name w:val="Heading 1 Char"/>
+    <w:basedOn w:val="DefaultParagraphFont"/>
+    <w:link w:val="Heading1"/>
+    <w:uiPriority w:val="9"/>
+    <w:rsid w:val="00A10FD9"/>
+    <w:rPr>
       <w:rFonts w:asciiTheme="majorHAnsi" w:cstheme="majorBidi" w:eastAsiaTheme="majorEastAsia" w:hAnsiTheme="majorHAnsi"/>
-      <w:color w:themeColor="accent1" w:val="4F81BD"/>
-      <w:sz w:val="24"/>
-      <w:szCs w:val="24"/>
+      <w:color w:themeColor="accent1" w:themeShade="BF" w:val="0F4761"/>
+      <w:sz w:val="40"/>
+      <w:szCs w:val="40"/>
+    </w:rPr>
+  </w:style>
+  <w:style w:customStyle="1" w:styleId="Heading2Char" w:type="character">
+    <w:name w:val="Heading 2 Char"/>
+    <w:basedOn w:val="DefaultParagraphFont"/>
+    <w:link w:val="Heading2"/>
+    <w:uiPriority w:val="9"/>
+    <w:semiHidden/>
+    <w:rsid w:val="00A10FD9"/>
+    <w:rPr>
+      <w:rFonts w:asciiTheme="majorHAnsi" w:cstheme="majorBidi" w:eastAsiaTheme="majorEastAsia" w:hAnsiTheme="majorHAnsi"/>
+      <w:color w:themeColor="accent1" w:themeShade="BF" w:val="0F4761"/>
+      <w:sz w:val="32"/>
+      <w:szCs w:val="32"/>
+    </w:rPr>
+  </w:style>
+  <w:style w:customStyle="1" w:styleId="Heading3Char" w:type="character">
+    <w:name w:val="Heading 3 Char"/>
+    <w:basedOn w:val="DefaultParagraphFont"/>
+    <w:link w:val="Heading3"/>
+    <w:uiPriority w:val="9"/>
+    <w:semiHidden/>
+    <w:rsid w:val="00A10FD9"/>
+    <w:rPr>
+      <w:rFonts w:cstheme="majorBidi" w:eastAsiaTheme="majorEastAsia"/>
+      <w:color w:themeColor="accent1" w:themeShade="BF" w:val="0F4761"/>
+      <w:sz w:val="28"/>
+      <w:szCs w:val="28"/>
+    </w:rPr>
+  </w:style>
+  <w:style w:customStyle="1" w:styleId="Heading4Char" w:type="character">
+    <w:name w:val="Heading 4 Char"/>
+    <w:basedOn w:val="DefaultParagraphFont"/>
+    <w:link w:val="Heading4"/>
+    <w:uiPriority w:val="9"/>
+    <w:semiHidden/>
+    <w:rsid w:val="00A10FD9"/>
+    <w:rPr>
+      <w:rFonts w:cstheme="majorBidi" w:eastAsiaTheme="majorEastAsia"/>
+      <w:i/>
+      <w:iCs/>
+      <w:color w:themeColor="accent1" w:themeShade="BF" w:val="0F4761"/>
+    </w:rPr>
+  </w:style>
+  <w:style w:customStyle="1" w:styleId="Heading5Char" w:type="character">
+    <w:name w:val="Heading 5 Char"/>
+    <w:basedOn w:val="DefaultParagraphFont"/>
+    <w:link w:val="Heading5"/>
+    <w:uiPriority w:val="9"/>
+    <w:semiHidden/>
+    <w:rsid w:val="00A10FD9"/>
+    <w:rPr>
+      <w:rFonts w:cstheme="majorBidi" w:eastAsiaTheme="majorEastAsia"/>
+      <w:color w:themeColor="accent1" w:themeShade="BF" w:val="0F4761"/>
+    </w:rPr>
+  </w:style>
+  <w:style w:customStyle="1" w:styleId="Heading6Char" w:type="character">
+    <w:name w:val="Heading 6 Char"/>
+    <w:basedOn w:val="DefaultParagraphFont"/>
+    <w:link w:val="Heading6"/>
+    <w:uiPriority w:val="9"/>
+    <w:semiHidden/>
+    <w:rsid w:val="00A10FD9"/>
+    <w:rPr>
+      <w:rFonts w:cstheme="majorBidi" w:eastAsiaTheme="majorEastAsia"/>
+      <w:i/>
+      <w:iCs/>
+      <w:color w:themeColor="text1" w:themeTint="A6" w:val="595959"/>
+    </w:rPr>
+  </w:style>
+  <w:style w:customStyle="1" w:styleId="Heading7Char" w:type="character">
+    <w:name w:val="Heading 7 Char"/>
+    <w:basedOn w:val="DefaultParagraphFont"/>
+    <w:link w:val="Heading7"/>
+    <w:uiPriority w:val="9"/>
+    <w:semiHidden/>
+    <w:rsid w:val="00A10FD9"/>
+    <w:rPr>
+      <w:rFonts w:cstheme="majorBidi" w:eastAsiaTheme="majorEastAsia"/>
+      <w:color w:themeColor="text1" w:themeTint="A6" w:val="595959"/>
+    </w:rPr>
+  </w:style>
+  <w:style w:customStyle="1" w:styleId="Heading8Char" w:type="character">
+    <w:name w:val="Heading 8 Char"/>
+    <w:basedOn w:val="DefaultParagraphFont"/>
+    <w:link w:val="Heading8"/>
+    <w:uiPriority w:val="9"/>
+    <w:semiHidden/>
+    <w:rsid w:val="00A10FD9"/>
+    <w:rPr>
+      <w:rFonts w:cstheme="majorBidi" w:eastAsiaTheme="majorEastAsia"/>
+      <w:i/>
+      <w:iCs/>
+      <w:color w:themeColor="text1" w:themeTint="D8" w:val="272727"/>
+    </w:rPr>
+  </w:style>
+  <w:style w:customStyle="1" w:styleId="Heading9Char" w:type="character">
+    <w:name w:val="Heading 9 Char"/>
+    <w:basedOn w:val="DefaultParagraphFont"/>
+    <w:link w:val="Heading9"/>
+    <w:uiPriority w:val="9"/>
+    <w:semiHidden/>
+    <w:rsid w:val="00A10FD9"/>
+    <w:rPr>
+      <w:rFonts w:cstheme="majorBidi" w:eastAsiaTheme="majorEastAsia"/>
+      <w:color w:themeColor="text1" w:themeTint="D8" w:val="272727"/>
     </w:rPr>
   </w:style>
   <w:style w:styleId="BlockText" w:type="paragraph">
@@ -1615,8 +2636,8 @@
   </w:style>
   <w:style w:styleId="FootnoteBlockText" w:type="paragraph">
     <w:name w:val="Footnote Block Text"/>
-    <w:basedOn w:val="Footnote Text"/>
-    <w:next w:val="Footnote Text"/>
+    <w:basedOn w:val="FootnoteText"/>
+    <w:next w:val="FootnoteText"/>
     <w:uiPriority w:val="9"/>
     <w:unhideWhenUsed/>
     <w:qFormat/>
@@ -2008,44 +3029,44 @@
         <a:sysClr val="window" lastClr="FFFFFF"/>
       </a:lt1>
       <a:dk2>
-        <a:srgbClr val="1F497D"/>
+        <a:srgbClr val="0E2841"/>
       </a:dk2>
       <a:lt2>
-        <a:srgbClr val="EEECE1"/>
+        <a:srgbClr val="E8E8E8"/>
       </a:lt2>
       <a:accent1>
-        <a:srgbClr val="4F81BD"/>
+        <a:srgbClr val="156082"/>
       </a:accent1>
       <a:accent2>
-        <a:srgbClr val="C0504D"/>
+        <a:srgbClr val="E97132"/>
       </a:accent2>
       <a:accent3>
-        <a:srgbClr val="9BBB59"/>
+        <a:srgbClr val="196B24"/>
       </a:accent3>
       <a:accent4>
-        <a:srgbClr val="8064A2"/>
+        <a:srgbClr val="0F9ED5"/>
       </a:accent4>
       <a:accent5>
-        <a:srgbClr val="4BACC6"/>
+        <a:srgbClr val="A02B93"/>
       </a:accent5>
       <a:accent6>
-        <a:srgbClr val="F79646"/>
+        <a:srgbClr val="4EA72E"/>
       </a:accent6>
       <a:hlink>
-        <a:srgbClr val="0000FF"/>
+        <a:srgbClr val="467886"/>
       </a:hlink>
       <a:folHlink>
-        <a:srgbClr val="800080"/>
+        <a:srgbClr val="96607D"/>
       </a:folHlink>
     </a:clrScheme>
     <a:fontScheme name="Office">
       <a:majorFont>
-        <a:latin typeface="Calibri"/>
+        <a:latin typeface="Aptos Display" panose="02110004020202020204"/>
         <a:ea typeface=""/>
         <a:cs typeface=""/>
-        <a:font script="Jpan" typeface="ＭＳ ゴシック"/>
+        <a:font script="Jpan" typeface="游ゴシック Light"/>
         <a:font script="Hang" typeface="맑은 고딕"/>
-        <a:font script="Hans" typeface="宋体"/>
+        <a:font script="Hans" typeface="等线 Light"/>
         <a:font script="Hant" typeface="新細明體"/>
         <a:font script="Arab" typeface="Times New Roman"/>
         <a:font script="Hebr" typeface="Times New Roman"/>
@@ -2072,14 +3093,32 @@
         <a:font script="Mong" typeface="Mongolian Baiti"/>
         <a:font script="Viet" typeface="Times New Roman"/>
         <a:font script="Uigh" typeface="Microsoft Uighur"/>
+        <a:font script="Geor" typeface="Sylfaen"/>
+        <a:font script="Armn" typeface="Arial"/>
+        <a:font script="Bugi" typeface="Leelawadee UI"/>
+        <a:font script="Bopo" typeface="Microsoft JhengHei"/>
+        <a:font script="Java" typeface="Javanese Text"/>
+        <a:font script="Lisu" typeface="Segoe UI"/>
+        <a:font script="Mymr" typeface="Myanmar Text"/>
+        <a:font script="Nkoo" typeface="Ebrima"/>
+        <a:font script="Olck" typeface="Nirmala UI"/>
+        <a:font script="Osma" typeface="Ebrima"/>
+        <a:font script="Phag" typeface="Phagspa"/>
+        <a:font script="Syrn" typeface="Estrangelo Edessa"/>
+        <a:font script="Syrj" typeface="Estrangelo Edessa"/>
+        <a:font script="Syre" typeface="Estrangelo Edessa"/>
+        <a:font script="Sora" typeface="Nirmala UI"/>
+        <a:font script="Tale" typeface="Microsoft Tai Le"/>
+        <a:font script="Talu" typeface="Microsoft New Tai Lue"/>
+        <a:font script="Tfng" typeface="Ebrima"/>
       </a:majorFont>
       <a:minorFont>
-        <a:latin typeface="Cambria"/>
+        <a:latin typeface="Aptos" panose="02110004020202020204"/>
         <a:ea typeface=""/>
         <a:cs typeface=""/>
-        <a:font script="Jpan" typeface="ＭＳ 明朝"/>
+        <a:font script="Jpan" typeface="游明朝"/>
         <a:font script="Hang" typeface="맑은 고딕"/>
-        <a:font script="Hans" typeface="宋体"/>
+        <a:font script="Hans" typeface="等线"/>
         <a:font script="Hant" typeface="新細明體"/>
         <a:font script="Arab" typeface="Arial"/>
         <a:font script="Hebr" typeface="Arial"/>
@@ -2106,6 +3145,24 @@
         <a:font script="Mong" typeface="Mongolian Baiti"/>
         <a:font script="Viet" typeface="Arial"/>
         <a:font script="Uigh" typeface="Microsoft Uighur"/>
+        <a:font script="Geor" typeface="Sylfaen"/>
+        <a:font script="Armn" typeface="Arial"/>
+        <a:font script="Bugi" typeface="Leelawadee UI"/>
+        <a:font script="Bopo" typeface="Microsoft JhengHei"/>
+        <a:font script="Java" typeface="Javanese Text"/>
+        <a:font script="Lisu" typeface="Segoe UI"/>
+        <a:font script="Mymr" typeface="Myanmar Text"/>
+        <a:font script="Nkoo" typeface="Ebrima"/>
+        <a:font script="Olck" typeface="Nirmala UI"/>
+        <a:font script="Osma" typeface="Ebrima"/>
+        <a:font script="Phag" typeface="Phagspa"/>
+        <a:font script="Syrn" typeface="Estrangelo Edessa"/>
+        <a:font script="Syrj" typeface="Estrangelo Edessa"/>
+        <a:font script="Syre" typeface="Estrangelo Edessa"/>
+        <a:font script="Sora" typeface="Nirmala UI"/>
+        <a:font script="Tale" typeface="Microsoft Tai Le"/>
+        <a:font script="Talu" typeface="Microsoft New Tai Lue"/>
+        <a:font script="Tfng" typeface="Ebrima"/>
       </a:minorFont>
     </a:fontScheme>
     <a:fmtScheme name="Office">
@@ -2117,200 +3174,141 @@
           <a:gsLst>
             <a:gs pos="0">
               <a:schemeClr val="phClr">
-                <a:tint val="50000"/>
-                <a:satMod val="300000"/>
+                <a:lumMod val="110000"/>
+                <a:satMod val="105000"/>
+                <a:tint val="67000"/>
               </a:schemeClr>
             </a:gs>
-            <a:gs pos="35000">
+            <a:gs pos="50000">
               <a:schemeClr val="phClr">
-                <a:tint val="37000"/>
-                <a:satMod val="300000"/>
+                <a:lumMod val="105000"/>
+                <a:satMod val="103000"/>
+                <a:tint val="73000"/>
               </a:schemeClr>
             </a:gs>
             <a:gs pos="100000">
               <a:schemeClr val="phClr">
-                <a:tint val="15000"/>
-                <a:satMod val="350000"/>
+                <a:lumMod val="105000"/>
+                <a:satMod val="109000"/>
+                <a:tint val="81000"/>
               </a:schemeClr>
             </a:gs>
           </a:gsLst>
-          <a:lin ang="16200000" scaled="1"/>
+          <a:lin ang="5400000" scaled="0"/>
         </a:gradFill>
         <a:gradFill rotWithShape="1">
           <a:gsLst>
             <a:gs pos="0">
               <a:schemeClr val="phClr">
-                <a:tint val="100000"/>
+                <a:satMod val="103000"/>
+                <a:lumMod val="102000"/>
+                <a:tint val="94000"/>
+              </a:schemeClr>
+            </a:gs>
+            <a:gs pos="50000">
+              <a:schemeClr val="phClr">
+                <a:satMod val="110000"/>
+                <a:lumMod val="100000"/>
                 <a:shade val="100000"/>
-                <a:satMod val="130000"/>
               </a:schemeClr>
             </a:gs>
             <a:gs pos="100000">
               <a:schemeClr val="phClr">
-                <a:tint val="50000"/>
-                <a:shade val="100000"/>
-                <a:satMod val="350000"/>
+                <a:lumMod val="99000"/>
+                <a:satMod val="120000"/>
+                <a:shade val="78000"/>
               </a:schemeClr>
             </a:gs>
           </a:gsLst>
-          <a:lin ang="16200000" scaled="0"/>
+          <a:lin ang="5400000" scaled="0"/>
         </a:gradFill>
       </a:fillStyleLst>
       <a:lnStyleLst>
-        <a:ln w="9525" cap="flat" cmpd="sng" algn="ctr">
-          <a:solidFill>
-            <a:schemeClr val="phClr">
-              <a:shade val="95000"/>
-              <a:satMod val="105000"/>
-            </a:schemeClr>
-          </a:solidFill>
-          <a:prstDash val="solid"/>
-        </a:ln>
-        <a:ln w="25400" cap="flat" cmpd="sng" algn="ctr">
+        <a:ln w="6350" cap="flat" cmpd="sng" algn="ctr">
           <a:solidFill>
             <a:schemeClr val="phClr"/>
           </a:solidFill>
           <a:prstDash val="solid"/>
+          <a:miter lim="800000"/>
         </a:ln>
-        <a:ln w="38100" cap="flat" cmpd="sng" algn="ctr">
+        <a:ln w="12700" cap="flat" cmpd="sng" algn="ctr">
           <a:solidFill>
             <a:schemeClr val="phClr"/>
           </a:solidFill>
           <a:prstDash val="solid"/>
+          <a:miter lim="800000"/>
+        </a:ln>
+        <a:ln w="19050" cap="flat" cmpd="sng" algn="ctr">
+          <a:solidFill>
+            <a:schemeClr val="phClr"/>
+          </a:solidFill>
+          <a:prstDash val="solid"/>
+          <a:miter lim="800000"/>
         </a:ln>
       </a:lnStyleLst>
       <a:effectStyleLst>
         <a:effectStyle>
+          <a:effectLst/>
+        </a:effectStyle>
+        <a:effectStyle>
+          <a:effectLst/>
+        </a:effectStyle>
+        <a:effectStyle>
           <a:effectLst>
-            <a:outerShdw blurRad="40000" dist="20000" dir="5400000" rotWithShape="0">
+            <a:outerShdw blurRad="57150" dist="19050" dir="5400000" algn="ctr" rotWithShape="0">
               <a:srgbClr val="000000">
-                <a:alpha val="38000"/>
+                <a:alpha val="63000"/>
               </a:srgbClr>
             </a:outerShdw>
           </a:effectLst>
-        </a:effectStyle>
-        <a:effectStyle>
-          <a:effectLst>
-            <a:outerShdw blurRad="40000" dist="23000" dir="5400000" rotWithShape="0">
-              <a:srgbClr val="000000">
-                <a:alpha val="35000"/>
-              </a:srgbClr>
-            </a:outerShdw>
-          </a:effectLst>
-        </a:effectStyle>
-        <a:effectStyle>
-          <a:effectLst>
-            <a:outerShdw blurRad="40000" dist="23000" dir="5400000" rotWithShape="0">
-              <a:srgbClr val="000000">
-                <a:alpha val="35000"/>
-              </a:srgbClr>
-            </a:outerShdw>
-          </a:effectLst>
-          <a:scene3d>
-            <a:camera prst="orthographicFront">
-              <a:rot lat="0" lon="0" rev="0"/>
-            </a:camera>
-            <a:lightRig rig="threePt" dir="t">
-              <a:rot lat="0" lon="0" rev="1200000"/>
-            </a:lightRig>
-          </a:scene3d>
-          <a:sp3d>
-            <a:bevelT w="63500" h="25400"/>
-          </a:sp3d>
         </a:effectStyle>
       </a:effectStyleLst>
       <a:bgFillStyleLst>
         <a:solidFill>
           <a:schemeClr val="phClr"/>
         </a:solidFill>
+        <a:solidFill>
+          <a:schemeClr val="phClr">
+            <a:tint val="95000"/>
+            <a:satMod val="170000"/>
+          </a:schemeClr>
+        </a:solidFill>
         <a:gradFill rotWithShape="1">
           <a:gsLst>
             <a:gs pos="0">
               <a:schemeClr val="phClr">
-                <a:tint val="40000"/>
-                <a:satMod val="350000"/>
+                <a:tint val="93000"/>
+                <a:satMod val="150000"/>
+                <a:shade val="98000"/>
+                <a:lumMod val="102000"/>
               </a:schemeClr>
             </a:gs>
-            <a:gs pos="40000">
+            <a:gs pos="50000">
               <a:schemeClr val="phClr">
-                <a:tint val="45000"/>
-                <a:shade val="99000"/>
-                <a:satMod val="350000"/>
+                <a:tint val="98000"/>
+                <a:satMod val="130000"/>
+                <a:shade val="90000"/>
+                <a:lumMod val="103000"/>
               </a:schemeClr>
             </a:gs>
             <a:gs pos="100000">
               <a:schemeClr val="phClr">
-                <a:shade val="20000"/>
-                <a:satMod val="255000"/>
+                <a:shade val="63000"/>
+                <a:satMod val="120000"/>
               </a:schemeClr>
             </a:gs>
           </a:gsLst>
-          <a:path path="circle">
-            <a:fillToRect l="50000" t="-80000" r="50000" b="180000"/>
-          </a:path>
-        </a:gradFill>
-        <a:gradFill rotWithShape="1">
-          <a:gsLst>
-            <a:gs pos="0">
-              <a:schemeClr val="phClr">
-                <a:tint val="80000"/>
-                <a:satMod val="300000"/>
-              </a:schemeClr>
-            </a:gs>
-            <a:gs pos="100000">
-              <a:schemeClr val="phClr">
-                <a:shade val="30000"/>
-                <a:satMod val="200000"/>
-              </a:schemeClr>
-            </a:gs>
-          </a:gsLst>
-          <a:path path="circle">
-            <a:fillToRect l="50000" t="50000" r="50000" b="50000"/>
-          </a:path>
+          <a:lin ang="5400000" scaled="0"/>
         </a:gradFill>
       </a:bgFillStyleLst>
     </a:fmtScheme>
   </a:themeElements>
-  <a:objectDefaults>
-    <a:spDef>
-      <a:spPr/>
-      <a:bodyPr/>
-      <a:lstStyle/>
-      <a:style>
-        <a:lnRef idx="1">
-          <a:schemeClr val="accent1"/>
-        </a:lnRef>
-        <a:fillRef idx="3">
-          <a:schemeClr val="accent1"/>
-        </a:fillRef>
-        <a:effectRef idx="2">
-          <a:schemeClr val="accent1"/>
-        </a:effectRef>
-        <a:fontRef idx="minor">
-          <a:schemeClr val="lt1"/>
-        </a:fontRef>
-      </a:style>
-    </a:spDef>
-    <a:lnDef>
-      <a:spPr/>
-      <a:bodyPr/>
-      <a:lstStyle/>
-      <a:style>
-        <a:lnRef idx="2">
-          <a:schemeClr val="accent1"/>
-        </a:lnRef>
-        <a:fillRef idx="0">
-          <a:schemeClr val="accent1"/>
-        </a:fillRef>
-        <a:effectRef idx="1">
-          <a:schemeClr val="accent1"/>
-        </a:effectRef>
-        <a:fontRef idx="minor">
-          <a:schemeClr val="tx1"/>
-        </a:fontRef>
-      </a:style>
-    </a:lnDef>
-  </a:objectDefaults>
+  <a:objectDefaults/>
   <a:extraClrSchemeLst/>
+  <a:extLst>
+    <a:ext uri="{05A4C25C-085E-4340-85A3-A5531E510DB2}">
+      <thm15:themeFamily xmlns:thm15="http://schemas.microsoft.com/office/thememl/2012/main" name="Office Theme" id="{2E142A2C-CD16-42D6-873A-C26D2A0506FA}" vid="{1BDDFF52-6CD6-40A5-AB3C-68EB2F1E4D0A}"/>
+    </a:ext>
+  </a:extLst>
 </a:theme>
 </file>